--- a/2. Data Collection and Preprocessing Phase/Data Preprocessing.docx
+++ b/2. Data Collection and Preprocessing Phase/Data Preprocessing.docx
@@ -1,6 +1,6 @@
 
 <file path=word/document.xml><?xml version="1.0" encoding="utf-8"?>
-<w:document xmlns:wpc="http://schemas.microsoft.com/office/word/2010/wordprocessingCanvas" xmlns:mc="http://schemas.openxmlformats.org/markup-compatibility/2006" xmlns:o="urn:schemas-microsoft-com:office:office" xmlns:r="http://schemas.openxmlformats.org/officeDocument/2006/relationships" xmlns:m="http://schemas.openxmlformats.org/officeDocument/2006/math" xmlns:v="urn:schemas-microsoft-com:vml" xmlns:wp14="http://schemas.microsoft.com/office/word/2010/wordprocessingDrawing" xmlns:wp="http://schemas.openxmlformats.org/drawingml/2006/wordprocessingDrawing" xmlns:w="http://schemas.openxmlformats.org/wordprocessingml/2006/main" xmlns:w14="http://schemas.microsoft.com/office/word/2010/wordml" xmlns:w10="urn:schemas-microsoft-com:office:word" xmlns:w15="http://schemas.microsoft.com/office/word/2012/wordml" xmlns:wpg="http://schemas.microsoft.com/office/word/2010/wordprocessingGroup" xmlns:wpi="http://schemas.microsoft.com/office/word/2010/wordprocessingInk" xmlns:wne="http://schemas.microsoft.com/office/word/2006/wordml" xmlns:wps="http://schemas.microsoft.com/office/word/2010/wordprocessingShape" xmlns:wpsCustomData="http://www.wps.cn/officeDocument/2013/wpsCustomData" mc:Ignorable="w14 w15 wp14">
+<w:document xmlns:wpc="http://schemas.microsoft.com/office/word/2010/wordprocessingCanvas" xmlns:cx="http://schemas.microsoft.com/office/drawing/2014/chartex" xmlns:cx1="http://schemas.microsoft.com/office/drawing/2015/9/8/chartex" xmlns:mc="http://schemas.openxmlformats.org/markup-compatibility/2006" xmlns:o="urn:schemas-microsoft-com:office:office" xmlns:r="http://schemas.openxmlformats.org/officeDocument/2006/relationships" xmlns:m="http://schemas.openxmlformats.org/officeDocument/2006/math" xmlns:v="urn:schemas-microsoft-com:vml" xmlns:wp14="http://schemas.microsoft.com/office/word/2010/wordprocessingDrawing" xmlns:wp="http://schemas.openxmlformats.org/drawingml/2006/wordprocessingDrawing" xmlns:w10="urn:schemas-microsoft-com:office:word" xmlns:w="http://schemas.openxmlformats.org/wordprocessingml/2006/main" xmlns:w14="http://schemas.microsoft.com/office/word/2010/wordml" xmlns:w15="http://schemas.microsoft.com/office/word/2012/wordml" xmlns:w16se="http://schemas.microsoft.com/office/word/2015/wordml/symex" xmlns:wpg="http://schemas.microsoft.com/office/word/2010/wordprocessingGroup" xmlns:wpi="http://schemas.microsoft.com/office/word/2010/wordprocessingInk" xmlns:wne="http://schemas.microsoft.com/office/word/2006/wordml" xmlns:wps="http://schemas.microsoft.com/office/word/2010/wordprocessingShape" mc:Ignorable="w14 w15 w16se wp14">
   <w:body>
     <w:p>
       <w:pPr>
@@ -23,7 +23,23 @@
           <w:b/>
           <w:sz w:val="28"/>
         </w:rPr>
-        <w:t>Data Collection and Preprocessing Phase</w:t>
+        <w:t xml:space="preserve">Data Collection and </w:t>
+      </w:r>
+      <w:proofErr w:type="spellStart"/>
+      <w:r>
+        <w:rPr>
+          <w:b/>
+          <w:sz w:val="28"/>
+        </w:rPr>
+        <w:t>Preprocessing</w:t>
+      </w:r>
+      <w:proofErr w:type="spellEnd"/>
+      <w:r>
+        <w:rPr>
+          <w:b/>
+          <w:sz w:val="28"/>
+        </w:rPr>
+        <w:t xml:space="preserve"> Phase</w:t>
       </w:r>
       <w:r>
         <w:rPr>
@@ -42,116 +58,83 @@
     </w:p>
     <w:tbl>
       <w:tblPr>
-        <w:tblStyle w:val="4"/>
+        <w:tblStyle w:val="TableGrid"/>
         <w:tblW w:w="9364" w:type="dxa"/>
         <w:tblInd w:w="10" w:type="dxa"/>
-        <w:tblLayout w:type="autofit"/>
         <w:tblCellMar>
           <w:top w:w="159" w:type="dxa"/>
           <w:left w:w="100" w:type="dxa"/>
-          <w:bottom w:w="0" w:type="dxa"/>
           <w:right w:w="115" w:type="dxa"/>
         </w:tblCellMar>
+        <w:tblLook w:val="04A0" w:firstRow="1" w:lastRow="0" w:firstColumn="1" w:lastColumn="0" w:noHBand="0" w:noVBand="1"/>
       </w:tblPr>
       <w:tblGrid>
         <w:gridCol w:w="4682"/>
         <w:gridCol w:w="4682"/>
       </w:tblGrid>
       <w:tr>
-        <w:tblPrEx>
-          <w:tblCellMar>
-            <w:top w:w="159" w:type="dxa"/>
-            <w:left w:w="100" w:type="dxa"/>
-            <w:bottom w:w="0" w:type="dxa"/>
-            <w:right w:w="115" w:type="dxa"/>
-          </w:tblCellMar>
-        </w:tblPrEx>
         <w:trPr>
-          <w:trHeight w:val="485" w:hRule="atLeast"/>
+          <w:trHeight w:val="485"/>
         </w:trPr>
         <w:tc>
           <w:tcPr>
             <w:tcW w:w="4682" w:type="dxa"/>
             <w:tcBorders>
-              <w:top w:val="single" w:color="000000" w:sz="8" w:space="0"/>
-              <w:left w:val="single" w:color="000000" w:sz="8" w:space="0"/>
-              <w:bottom w:val="single" w:color="000000" w:sz="8" w:space="0"/>
-              <w:right w:val="single" w:color="000000" w:sz="8" w:space="0"/>
-            </w:tcBorders>
-            <w:vAlign w:val="center"/>
-          </w:tcPr>
-          <w:p>
-            <w:pPr>
-              <w:spacing w:line="240" w:lineRule="auto"/>
-            </w:pPr>
-            <w:r>
-              <w:t>Student Name</w:t>
-            </w:r>
-            <w:r>
-              <w:rPr>
-                <w:rFonts w:ascii="Calibri" w:hAnsi="Calibri" w:eastAsia="Calibri" w:cs="Calibri"/>
-                <w:sz w:val="22"/>
-              </w:rPr>
-              <w:t xml:space="preserve"> </w:t>
-            </w:r>
-          </w:p>
-        </w:tc>
-        <w:tc>
-          <w:tcPr>
-            <w:tcW w:w="4682" w:type="dxa"/>
-            <w:tcBorders>
-              <w:top w:val="single" w:color="000000" w:sz="8" w:space="0"/>
-              <w:left w:val="single" w:color="000000" w:sz="8" w:space="0"/>
-              <w:bottom w:val="single" w:color="000000" w:sz="8" w:space="0"/>
-              <w:right w:val="single" w:color="000000" w:sz="8" w:space="0"/>
-            </w:tcBorders>
-            <w:vAlign w:val="center"/>
-          </w:tcPr>
-          <w:p>
-            <w:pPr>
-              <w:spacing w:line="240" w:lineRule="auto"/>
-            </w:pPr>
-            <w:r>
-              <w:rPr>
-                <w:rFonts w:hint="default"/>
-                <w:lang w:val="en-US"/>
-              </w:rPr>
-              <w:t>Amruta</w:t>
-            </w:r>
+              <w:top w:val="single" w:sz="8" w:space="0" w:color="000000"/>
+              <w:left w:val="single" w:sz="8" w:space="0" w:color="000000"/>
+              <w:bottom w:val="single" w:sz="8" w:space="0" w:color="000000"/>
+              <w:right w:val="single" w:sz="8" w:space="0" w:color="000000"/>
+            </w:tcBorders>
+            <w:vAlign w:val="center"/>
+          </w:tcPr>
+          <w:p>
             <w:bookmarkStart w:id="0" w:name="_GoBack"/>
             <w:bookmarkEnd w:id="0"/>
             <w:r>
-              <w:t xml:space="preserve"> Pawar</w:t>
+              <w:t>Student Name</w:t>
+            </w:r>
+            <w:r>
+              <w:rPr>
+                <w:rFonts w:ascii="Calibri" w:eastAsia="Calibri" w:hAnsi="Calibri" w:cs="Calibri"/>
+                <w:sz w:val="22"/>
+              </w:rPr>
+              <w:t xml:space="preserve"> </w:t>
+            </w:r>
+          </w:p>
+        </w:tc>
+        <w:tc>
+          <w:tcPr>
+            <w:tcW w:w="4682" w:type="dxa"/>
+            <w:tcBorders>
+              <w:top w:val="single" w:sz="8" w:space="0" w:color="000000"/>
+              <w:left w:val="single" w:sz="8" w:space="0" w:color="000000"/>
+              <w:bottom w:val="single" w:sz="8" w:space="0" w:color="000000"/>
+              <w:right w:val="single" w:sz="8" w:space="0" w:color="000000"/>
+            </w:tcBorders>
+            <w:vAlign w:val="center"/>
+          </w:tcPr>
+          <w:p>
+            <w:r>
+              <w:t>Kedar Pawar</w:t>
             </w:r>
           </w:p>
         </w:tc>
       </w:tr>
       <w:tr>
-        <w:tblPrEx>
-          <w:tblCellMar>
-            <w:top w:w="159" w:type="dxa"/>
-            <w:left w:w="100" w:type="dxa"/>
-            <w:bottom w:w="0" w:type="dxa"/>
-            <w:right w:w="115" w:type="dxa"/>
-          </w:tblCellMar>
-        </w:tblPrEx>
         <w:trPr>
-          <w:trHeight w:val="1016" w:hRule="atLeast"/>
+          <w:trHeight w:val="1016"/>
         </w:trPr>
         <w:tc>
           <w:tcPr>
             <w:tcW w:w="4682" w:type="dxa"/>
             <w:tcBorders>
-              <w:top w:val="single" w:color="000000" w:sz="8" w:space="0"/>
-              <w:left w:val="single" w:color="000000" w:sz="8" w:space="0"/>
-              <w:bottom w:val="single" w:color="000000" w:sz="8" w:space="0"/>
-              <w:right w:val="single" w:color="000000" w:sz="8" w:space="0"/>
-            </w:tcBorders>
-          </w:tcPr>
-          <w:p>
-            <w:pPr>
-              <w:spacing w:line="240" w:lineRule="auto"/>
-            </w:pPr>
+              <w:top w:val="single" w:sz="8" w:space="0" w:color="000000"/>
+              <w:left w:val="single" w:sz="8" w:space="0" w:color="000000"/>
+              <w:bottom w:val="single" w:sz="8" w:space="0" w:color="000000"/>
+              <w:right w:val="single" w:sz="8" w:space="0" w:color="000000"/>
+            </w:tcBorders>
+          </w:tcPr>
+          <w:p>
             <w:r>
               <w:t xml:space="preserve">Project Title </w:t>
             </w:r>
@@ -161,25 +144,19 @@
           <w:tcPr>
             <w:tcW w:w="4682" w:type="dxa"/>
             <w:tcBorders>
-              <w:top w:val="single" w:color="000000" w:sz="8" w:space="0"/>
-              <w:left w:val="single" w:color="000000" w:sz="8" w:space="0"/>
-              <w:bottom w:val="single" w:color="000000" w:sz="8" w:space="0"/>
-              <w:right w:val="single" w:color="000000" w:sz="8" w:space="0"/>
-            </w:tcBorders>
-            <w:vAlign w:val="center"/>
-          </w:tcPr>
-          <w:p>
-            <w:pPr>
-              <w:spacing w:line="240" w:lineRule="auto"/>
-            </w:pPr>
+              <w:top w:val="single" w:sz="8" w:space="0" w:color="000000"/>
+              <w:left w:val="single" w:sz="8" w:space="0" w:color="000000"/>
+              <w:bottom w:val="single" w:sz="8" w:space="0" w:color="000000"/>
+              <w:right w:val="single" w:sz="8" w:space="0" w:color="000000"/>
+            </w:tcBorders>
+            <w:vAlign w:val="center"/>
+          </w:tcPr>
+          <w:p>
             <w:r>
               <w:t xml:space="preserve">Uncovering the Hidden Treasures of the </w:t>
             </w:r>
           </w:p>
           <w:p>
-            <w:pPr>
-              <w:spacing w:line="240" w:lineRule="auto"/>
-            </w:pPr>
             <w:r>
               <w:t xml:space="preserve">Mushroom Kingdom A Classification Analysis </w:t>
             </w:r>
@@ -187,32 +164,21 @@
         </w:tc>
       </w:tr>
       <w:tr>
-        <w:tblPrEx>
-          <w:tblCellMar>
-            <w:top w:w="159" w:type="dxa"/>
-            <w:left w:w="100" w:type="dxa"/>
-            <w:bottom w:w="0" w:type="dxa"/>
-            <w:right w:w="115" w:type="dxa"/>
-          </w:tblCellMar>
-        </w:tblPrEx>
         <w:trPr>
-          <w:trHeight w:val="490" w:hRule="atLeast"/>
+          <w:trHeight w:val="490"/>
         </w:trPr>
         <w:tc>
           <w:tcPr>
             <w:tcW w:w="4682" w:type="dxa"/>
             <w:tcBorders>
-              <w:top w:val="single" w:color="000000" w:sz="8" w:space="0"/>
-              <w:left w:val="single" w:color="000000" w:sz="8" w:space="0"/>
-              <w:bottom w:val="single" w:color="000000" w:sz="8" w:space="0"/>
-              <w:right w:val="single" w:color="000000" w:sz="8" w:space="0"/>
-            </w:tcBorders>
-            <w:vAlign w:val="center"/>
-          </w:tcPr>
-          <w:p>
-            <w:pPr>
-              <w:spacing w:line="240" w:lineRule="auto"/>
-            </w:pPr>
+              <w:top w:val="single" w:sz="8" w:space="0" w:color="000000"/>
+              <w:left w:val="single" w:sz="8" w:space="0" w:color="000000"/>
+              <w:bottom w:val="single" w:sz="8" w:space="0" w:color="000000"/>
+              <w:right w:val="single" w:sz="8" w:space="0" w:color="000000"/>
+            </w:tcBorders>
+            <w:vAlign w:val="center"/>
+          </w:tcPr>
+          <w:p>
             <w:r>
               <w:t xml:space="preserve">Maximum Marks </w:t>
             </w:r>
@@ -222,17 +188,14 @@
           <w:tcPr>
             <w:tcW w:w="4682" w:type="dxa"/>
             <w:tcBorders>
-              <w:top w:val="single" w:color="000000" w:sz="8" w:space="0"/>
-              <w:left w:val="single" w:color="000000" w:sz="8" w:space="0"/>
-              <w:bottom w:val="single" w:color="000000" w:sz="8" w:space="0"/>
-              <w:right w:val="single" w:color="000000" w:sz="8" w:space="0"/>
-            </w:tcBorders>
-            <w:vAlign w:val="center"/>
-          </w:tcPr>
-          <w:p>
-            <w:pPr>
-              <w:spacing w:line="240" w:lineRule="auto"/>
-            </w:pPr>
+              <w:top w:val="single" w:sz="8" w:space="0" w:color="000000"/>
+              <w:left w:val="single" w:sz="8" w:space="0" w:color="000000"/>
+              <w:bottom w:val="single" w:sz="8" w:space="0" w:color="000000"/>
+              <w:right w:val="single" w:sz="8" w:space="0" w:color="000000"/>
+            </w:tcBorders>
+            <w:vAlign w:val="center"/>
+          </w:tcPr>
+          <w:p>
             <w:r>
               <w:t xml:space="preserve">6 Marks </w:t>
             </w:r>
@@ -259,12 +222,58 @@
         <w:rPr>
           <w:b/>
         </w:rPr>
-        <w:t xml:space="preserve">Data Preprocessing  </w:t>
+        <w:t xml:space="preserve">Data </w:t>
+      </w:r>
+      <w:proofErr w:type="spellStart"/>
+      <w:r>
+        <w:rPr>
+          <w:b/>
+        </w:rPr>
+        <w:t>Preprocessing</w:t>
+      </w:r>
+      <w:proofErr w:type="spellEnd"/>
+      <w:r>
+        <w:rPr>
+          <w:b/>
+        </w:rPr>
+        <w:t xml:space="preserve">  </w:t>
       </w:r>
     </w:p>
     <w:p>
       <w:r>
-        <w:t>The images will be preprocessed by resizing, normalizing, augmenting, denoising, adjusting contrast, detecting edges, converting color space, cropping, batch normalizing, and whitening data. These steps will enhance data quality, promote model generalization, and improve convergence during neural network training, ensuring robust and efficient performance across various computer vision tasks.</w:t>
+        <w:t xml:space="preserve">The images will be </w:t>
+      </w:r>
+      <w:proofErr w:type="spellStart"/>
+      <w:r>
+        <w:t>preprocessed</w:t>
+      </w:r>
+      <w:proofErr w:type="spellEnd"/>
+      <w:r>
+        <w:t xml:space="preserve"> by resizing, normalizing, augmenting, </w:t>
+      </w:r>
+      <w:proofErr w:type="spellStart"/>
+      <w:r>
+        <w:t>denoising</w:t>
+      </w:r>
+      <w:proofErr w:type="spellEnd"/>
+      <w:r>
+        <w:t xml:space="preserve">, adjusting contrast, detecting edges, converting </w:t>
+      </w:r>
+      <w:proofErr w:type="spellStart"/>
+      <w:r>
+        <w:t>color</w:t>
+      </w:r>
+      <w:proofErr w:type="spellEnd"/>
+      <w:r>
+        <w:t xml:space="preserve"> space, cropping, </w:t>
+      </w:r>
+      <w:proofErr w:type="gramStart"/>
+      <w:r>
+        <w:t>batch</w:t>
+      </w:r>
+      <w:proofErr w:type="gramEnd"/>
+      <w:r>
+        <w:t xml:space="preserve"> normalizing, and whitening data. These steps will enhance data quality, promote model generalization, and improve convergence during neural network training, ensuring robust and efficient performance across various computer vision tasks.</w:t>
       </w:r>
       <w:r>
         <w:rPr>
@@ -275,48 +284,36 @@
     </w:p>
     <w:tbl>
       <w:tblPr>
-        <w:tblStyle w:val="4"/>
+        <w:tblStyle w:val="TableGrid"/>
         <w:tblW w:w="9364" w:type="dxa"/>
         <w:tblInd w:w="5" w:type="dxa"/>
-        <w:tblLayout w:type="autofit"/>
         <w:tblCellMar>
-          <w:top w:w="0" w:type="dxa"/>
           <w:left w:w="100" w:type="dxa"/>
           <w:bottom w:w="103" w:type="dxa"/>
           <w:right w:w="115" w:type="dxa"/>
         </w:tblCellMar>
+        <w:tblLook w:val="04A0" w:firstRow="1" w:lastRow="0" w:firstColumn="1" w:lastColumn="0" w:noHBand="0" w:noVBand="1"/>
       </w:tblPr>
       <w:tblGrid>
         <w:gridCol w:w="3007"/>
         <w:gridCol w:w="6357"/>
       </w:tblGrid>
       <w:tr>
-        <w:tblPrEx>
-          <w:tblCellMar>
-            <w:top w:w="0" w:type="dxa"/>
-            <w:left w:w="100" w:type="dxa"/>
-            <w:bottom w:w="103" w:type="dxa"/>
-            <w:right w:w="115" w:type="dxa"/>
-          </w:tblCellMar>
-        </w:tblPrEx>
         <w:trPr>
-          <w:trHeight w:val="636" w:hRule="atLeast"/>
+          <w:trHeight w:val="636"/>
         </w:trPr>
         <w:tc>
           <w:tcPr>
             <w:tcW w:w="3007" w:type="dxa"/>
             <w:tcBorders>
-              <w:top w:val="single" w:color="000000" w:sz="4" w:space="0"/>
-              <w:left w:val="single" w:color="000000" w:sz="4" w:space="0"/>
-              <w:bottom w:val="single" w:color="000000" w:sz="4" w:space="0"/>
-              <w:right w:val="single" w:color="000000" w:sz="4" w:space="0"/>
+              <w:top w:val="single" w:sz="4" w:space="0" w:color="000000"/>
+              <w:left w:val="single" w:sz="4" w:space="0" w:color="000000"/>
+              <w:bottom w:val="single" w:sz="4" w:space="0" w:color="000000"/>
+              <w:right w:val="single" w:sz="4" w:space="0" w:color="000000"/>
             </w:tcBorders>
             <w:vAlign w:val="bottom"/>
           </w:tcPr>
           <w:p>
-            <w:pPr>
-              <w:spacing w:line="240" w:lineRule="auto"/>
-            </w:pPr>
             <w:r>
               <w:rPr>
                 <w:b/>
@@ -329,17 +326,14 @@
           <w:tcPr>
             <w:tcW w:w="6358" w:type="dxa"/>
             <w:tcBorders>
-              <w:top w:val="single" w:color="000000" w:sz="4" w:space="0"/>
-              <w:left w:val="single" w:color="000000" w:sz="4" w:space="0"/>
-              <w:bottom w:val="single" w:color="000000" w:sz="4" w:space="0"/>
-              <w:right w:val="single" w:color="000000" w:sz="4" w:space="0"/>
+              <w:top w:val="single" w:sz="4" w:space="0" w:color="000000"/>
+              <w:left w:val="single" w:sz="4" w:space="0" w:color="000000"/>
+              <w:bottom w:val="single" w:sz="4" w:space="0" w:color="000000"/>
+              <w:right w:val="single" w:sz="4" w:space="0" w:color="000000"/>
             </w:tcBorders>
             <w:vAlign w:val="bottom"/>
           </w:tcPr>
           <w:p>
-            <w:pPr>
-              <w:spacing w:line="240" w:lineRule="auto"/>
-            </w:pPr>
             <w:r>
               <w:rPr>
                 <w:b/>
@@ -350,32 +344,21 @@
         </w:tc>
       </w:tr>
       <w:tr>
-        <w:tblPrEx>
-          <w:tblCellMar>
-            <w:top w:w="0" w:type="dxa"/>
-            <w:left w:w="100" w:type="dxa"/>
-            <w:bottom w:w="103" w:type="dxa"/>
-            <w:right w:w="115" w:type="dxa"/>
-          </w:tblCellMar>
-        </w:tblPrEx>
         <w:trPr>
-          <w:trHeight w:val="1806" w:hRule="atLeast"/>
+          <w:trHeight w:val="1806"/>
         </w:trPr>
         <w:tc>
           <w:tcPr>
             <w:tcW w:w="3007" w:type="dxa"/>
             <w:tcBorders>
-              <w:top w:val="single" w:color="000000" w:sz="4" w:space="0"/>
-              <w:left w:val="single" w:color="000000" w:sz="4" w:space="0"/>
-              <w:bottom w:val="single" w:color="000000" w:sz="4" w:space="0"/>
-              <w:right w:val="single" w:color="000000" w:sz="4" w:space="0"/>
-            </w:tcBorders>
-            <w:vAlign w:val="center"/>
-          </w:tcPr>
-          <w:p>
-            <w:pPr>
-              <w:spacing w:line="240" w:lineRule="auto"/>
-            </w:pPr>
+              <w:top w:val="single" w:sz="4" w:space="0" w:color="000000"/>
+              <w:left w:val="single" w:sz="4" w:space="0" w:color="000000"/>
+              <w:bottom w:val="single" w:sz="4" w:space="0" w:color="000000"/>
+              <w:right w:val="single" w:sz="4" w:space="0" w:color="000000"/>
+            </w:tcBorders>
+            <w:vAlign w:val="center"/>
+          </w:tcPr>
+          <w:p>
             <w:r>
               <w:t xml:space="preserve">Data Overview </w:t>
             </w:r>
@@ -385,17 +368,14 @@
           <w:tcPr>
             <w:tcW w:w="6358" w:type="dxa"/>
             <w:tcBorders>
-              <w:top w:val="single" w:color="000000" w:sz="4" w:space="0"/>
-              <w:left w:val="single" w:color="000000" w:sz="4" w:space="0"/>
-              <w:bottom w:val="single" w:color="000000" w:sz="4" w:space="0"/>
-              <w:right w:val="single" w:color="000000" w:sz="4" w:space="0"/>
-            </w:tcBorders>
-            <w:vAlign w:val="center"/>
-          </w:tcPr>
-          <w:p>
-            <w:pPr>
-              <w:spacing w:line="240" w:lineRule="auto"/>
-            </w:pPr>
+              <w:top w:val="single" w:sz="4" w:space="0" w:color="000000"/>
+              <w:left w:val="single" w:sz="4" w:space="0" w:color="000000"/>
+              <w:bottom w:val="single" w:sz="4" w:space="0" w:color="000000"/>
+              <w:right w:val="single" w:sz="4" w:space="0" w:color="000000"/>
+            </w:tcBorders>
+            <w:vAlign w:val="center"/>
+          </w:tcPr>
+          <w:p>
             <w:r>
               <w:t xml:space="preserve">This project uses image datasets of three mushroom species: </w:t>
             </w:r>
@@ -408,30 +388,36 @@
             <w:r>
               <w:t xml:space="preserve">, </w:t>
             </w:r>
+            <w:proofErr w:type="spellStart"/>
             <w:r>
               <w:rPr>
                 <w:b/>
               </w:rPr>
               <w:t>Lactarius</w:t>
             </w:r>
+            <w:proofErr w:type="spellEnd"/>
             <w:r>
               <w:t xml:space="preserve">, and </w:t>
             </w:r>
+            <w:proofErr w:type="spellStart"/>
             <w:r>
               <w:rPr>
                 <w:b/>
               </w:rPr>
               <w:t>Russula</w:t>
             </w:r>
+            <w:proofErr w:type="spellEnd"/>
             <w:r>
               <w:t xml:space="preserve">. The images are collected from various sources including </w:t>
             </w:r>
+            <w:proofErr w:type="spellStart"/>
             <w:r>
               <w:rPr>
                 <w:b/>
               </w:rPr>
               <w:t>SmartInternz</w:t>
             </w:r>
+            <w:proofErr w:type="spellEnd"/>
             <w:r>
               <w:t xml:space="preserve">, </w:t>
             </w:r>
@@ -439,17 +425,33 @@
               <w:rPr>
                 <w:b/>
               </w:rPr>
-              <w:t>custom fieldcaptured images</w:t>
+              <w:t xml:space="preserve">custom </w:t>
+            </w:r>
+            <w:proofErr w:type="spellStart"/>
+            <w:r>
+              <w:rPr>
+                <w:b/>
+              </w:rPr>
+              <w:t>fieldcaptured</w:t>
+            </w:r>
+            <w:proofErr w:type="spellEnd"/>
+            <w:r>
+              <w:rPr>
+                <w:b/>
+              </w:rPr>
+              <w:t xml:space="preserve"> images</w:t>
             </w:r>
             <w:r>
               <w:t xml:space="preserve">, and platforms like </w:t>
             </w:r>
+            <w:proofErr w:type="spellStart"/>
             <w:r>
               <w:rPr>
                 <w:b/>
               </w:rPr>
               <w:t>Kaggle</w:t>
             </w:r>
+            <w:proofErr w:type="spellEnd"/>
             <w:r>
               <w:t xml:space="preserve"> and </w:t>
             </w:r>
@@ -466,32 +468,21 @@
         </w:tc>
       </w:tr>
       <w:tr>
-        <w:tblPrEx>
-          <w:tblCellMar>
-            <w:top w:w="0" w:type="dxa"/>
-            <w:left w:w="100" w:type="dxa"/>
-            <w:bottom w:w="103" w:type="dxa"/>
-            <w:right w:w="115" w:type="dxa"/>
-          </w:tblCellMar>
-        </w:tblPrEx>
         <w:trPr>
-          <w:trHeight w:val="1010" w:hRule="atLeast"/>
+          <w:trHeight w:val="1010"/>
         </w:trPr>
         <w:tc>
           <w:tcPr>
             <w:tcW w:w="3007" w:type="dxa"/>
             <w:tcBorders>
-              <w:top w:val="single" w:color="000000" w:sz="4" w:space="0"/>
-              <w:left w:val="single" w:color="000000" w:sz="4" w:space="0"/>
-              <w:bottom w:val="single" w:color="000000" w:sz="4" w:space="0"/>
-              <w:right w:val="single" w:color="000000" w:sz="4" w:space="0"/>
-            </w:tcBorders>
-            <w:vAlign w:val="center"/>
-          </w:tcPr>
-          <w:p>
-            <w:pPr>
-              <w:spacing w:line="240" w:lineRule="auto"/>
-            </w:pPr>
+              <w:top w:val="single" w:sz="4" w:space="0" w:color="000000"/>
+              <w:left w:val="single" w:sz="4" w:space="0" w:color="000000"/>
+              <w:bottom w:val="single" w:sz="4" w:space="0" w:color="000000"/>
+              <w:right w:val="single" w:sz="4" w:space="0" w:color="000000"/>
+            </w:tcBorders>
+            <w:vAlign w:val="center"/>
+          </w:tcPr>
+          <w:p>
             <w:r>
               <w:t xml:space="preserve">Resizing </w:t>
             </w:r>
@@ -501,17 +492,14 @@
           <w:tcPr>
             <w:tcW w:w="6358" w:type="dxa"/>
             <w:tcBorders>
-              <w:top w:val="single" w:color="000000" w:sz="4" w:space="0"/>
-              <w:left w:val="single" w:color="000000" w:sz="4" w:space="0"/>
-              <w:bottom w:val="single" w:color="000000" w:sz="4" w:space="0"/>
-              <w:right w:val="single" w:color="000000" w:sz="4" w:space="0"/>
-            </w:tcBorders>
-            <w:vAlign w:val="center"/>
-          </w:tcPr>
-          <w:p>
-            <w:pPr>
-              <w:spacing w:line="240" w:lineRule="auto"/>
-            </w:pPr>
+              <w:top w:val="single" w:sz="4" w:space="0" w:color="000000"/>
+              <w:left w:val="single" w:sz="4" w:space="0" w:color="000000"/>
+              <w:bottom w:val="single" w:sz="4" w:space="0" w:color="000000"/>
+              <w:right w:val="single" w:sz="4" w:space="0" w:color="000000"/>
+            </w:tcBorders>
+            <w:vAlign w:val="center"/>
+          </w:tcPr>
+          <w:p>
             <w:r>
               <w:t xml:space="preserve">All images are resized to </w:t>
             </w:r>
@@ -522,38 +510,43 @@
               <w:t>224×224 pixels</w:t>
             </w:r>
             <w:r>
-              <w:t xml:space="preserve"> using OpenCV’s cv2.resize() function to ensure uniform input dimensions for CNN-based models. </w:t>
+              <w:t xml:space="preserve"> using </w:t>
+            </w:r>
+            <w:proofErr w:type="spellStart"/>
+            <w:r>
+              <w:t>OpenCV’s</w:t>
+            </w:r>
+            <w:proofErr w:type="spellEnd"/>
+            <w:r>
+              <w:t xml:space="preserve"> </w:t>
+            </w:r>
+            <w:proofErr w:type="gramStart"/>
+            <w:r>
+              <w:t>cv2.resize(</w:t>
+            </w:r>
+            <w:proofErr w:type="gramEnd"/>
+            <w:r>
+              <w:t xml:space="preserve">) function to ensure uniform input dimensions for CNN-based models. </w:t>
             </w:r>
           </w:p>
         </w:tc>
       </w:tr>
       <w:tr>
-        <w:tblPrEx>
-          <w:tblCellMar>
-            <w:top w:w="0" w:type="dxa"/>
-            <w:left w:w="100" w:type="dxa"/>
-            <w:bottom w:w="103" w:type="dxa"/>
-            <w:right w:w="115" w:type="dxa"/>
-          </w:tblCellMar>
-        </w:tblPrEx>
         <w:trPr>
-          <w:trHeight w:val="906" w:hRule="atLeast"/>
+          <w:trHeight w:val="906"/>
         </w:trPr>
         <w:tc>
           <w:tcPr>
             <w:tcW w:w="3007" w:type="dxa"/>
             <w:tcBorders>
-              <w:top w:val="single" w:color="000000" w:sz="4" w:space="0"/>
-              <w:left w:val="single" w:color="000000" w:sz="4" w:space="0"/>
-              <w:bottom w:val="single" w:color="000000" w:sz="4" w:space="0"/>
-              <w:right w:val="single" w:color="000000" w:sz="4" w:space="0"/>
-            </w:tcBorders>
-            <w:vAlign w:val="center"/>
-          </w:tcPr>
-          <w:p>
-            <w:pPr>
-              <w:spacing w:line="240" w:lineRule="auto"/>
-            </w:pPr>
+              <w:top w:val="single" w:sz="4" w:space="0" w:color="000000"/>
+              <w:left w:val="single" w:sz="4" w:space="0" w:color="000000"/>
+              <w:bottom w:val="single" w:sz="4" w:space="0" w:color="000000"/>
+              <w:right w:val="single" w:sz="4" w:space="0" w:color="000000"/>
+            </w:tcBorders>
+            <w:vAlign w:val="center"/>
+          </w:tcPr>
+          <w:p>
             <w:r>
               <w:t xml:space="preserve">Normalization </w:t>
             </w:r>
@@ -563,17 +556,14 @@
           <w:tcPr>
             <w:tcW w:w="6358" w:type="dxa"/>
             <w:tcBorders>
-              <w:top w:val="single" w:color="000000" w:sz="4" w:space="0"/>
-              <w:left w:val="single" w:color="000000" w:sz="4" w:space="0"/>
-              <w:bottom w:val="single" w:color="000000" w:sz="4" w:space="0"/>
-              <w:right w:val="single" w:color="000000" w:sz="4" w:space="0"/>
-            </w:tcBorders>
-            <w:vAlign w:val="center"/>
-          </w:tcPr>
-          <w:p>
-            <w:pPr>
-              <w:spacing w:line="240" w:lineRule="auto"/>
-            </w:pPr>
+              <w:top w:val="single" w:sz="4" w:space="0" w:color="000000"/>
+              <w:left w:val="single" w:sz="4" w:space="0" w:color="000000"/>
+              <w:bottom w:val="single" w:sz="4" w:space="0" w:color="000000"/>
+              <w:right w:val="single" w:sz="4" w:space="0" w:color="000000"/>
+            </w:tcBorders>
+            <w:vAlign w:val="center"/>
+          </w:tcPr>
+          <w:p>
             <w:r>
               <w:t xml:space="preserve">Pixel values are normalized to the range </w:t>
             </w:r>
@@ -590,32 +580,21 @@
         </w:tc>
       </w:tr>
       <w:tr>
-        <w:tblPrEx>
-          <w:tblCellMar>
-            <w:top w:w="0" w:type="dxa"/>
-            <w:left w:w="100" w:type="dxa"/>
-            <w:bottom w:w="103" w:type="dxa"/>
-            <w:right w:w="115" w:type="dxa"/>
-          </w:tblCellMar>
-        </w:tblPrEx>
         <w:trPr>
-          <w:trHeight w:val="1005" w:hRule="atLeast"/>
+          <w:trHeight w:val="1005"/>
         </w:trPr>
         <w:tc>
           <w:tcPr>
             <w:tcW w:w="3007" w:type="dxa"/>
             <w:tcBorders>
-              <w:top w:val="single" w:color="000000" w:sz="4" w:space="0"/>
-              <w:left w:val="single" w:color="000000" w:sz="4" w:space="0"/>
-              <w:bottom w:val="single" w:color="000000" w:sz="4" w:space="0"/>
-              <w:right w:val="single" w:color="000000" w:sz="4" w:space="0"/>
-            </w:tcBorders>
-            <w:vAlign w:val="center"/>
-          </w:tcPr>
-          <w:p>
-            <w:pPr>
-              <w:spacing w:line="240" w:lineRule="auto"/>
-            </w:pPr>
+              <w:top w:val="single" w:sz="4" w:space="0" w:color="000000"/>
+              <w:left w:val="single" w:sz="4" w:space="0" w:color="000000"/>
+              <w:bottom w:val="single" w:sz="4" w:space="0" w:color="000000"/>
+              <w:right w:val="single" w:sz="4" w:space="0" w:color="000000"/>
+            </w:tcBorders>
+            <w:vAlign w:val="center"/>
+          </w:tcPr>
+          <w:p>
             <w:r>
               <w:t xml:space="preserve">Data Augmentation </w:t>
             </w:r>
@@ -625,19 +604,24 @@
           <w:tcPr>
             <w:tcW w:w="6358" w:type="dxa"/>
             <w:tcBorders>
-              <w:top w:val="single" w:color="000000" w:sz="4" w:space="0"/>
-              <w:left w:val="single" w:color="000000" w:sz="4" w:space="0"/>
-              <w:bottom w:val="single" w:color="000000" w:sz="4" w:space="0"/>
-              <w:right w:val="single" w:color="000000" w:sz="4" w:space="0"/>
-            </w:tcBorders>
-            <w:vAlign w:val="center"/>
-          </w:tcPr>
-          <w:p>
-            <w:pPr>
-              <w:spacing w:line="240" w:lineRule="auto"/>
-            </w:pPr>
-            <w:r>
-              <w:t xml:space="preserve">Using ImageDataGenerator, images are augmented with </w:t>
+              <w:top w:val="single" w:sz="4" w:space="0" w:color="000000"/>
+              <w:left w:val="single" w:sz="4" w:space="0" w:color="000000"/>
+              <w:bottom w:val="single" w:sz="4" w:space="0" w:color="000000"/>
+              <w:right w:val="single" w:sz="4" w:space="0" w:color="000000"/>
+            </w:tcBorders>
+            <w:vAlign w:val="center"/>
+          </w:tcPr>
+          <w:p>
+            <w:r>
+              <w:t xml:space="preserve">Using </w:t>
+            </w:r>
+            <w:proofErr w:type="spellStart"/>
+            <w:r>
+              <w:t>ImageDataGenerator</w:t>
+            </w:r>
+            <w:proofErr w:type="spellEnd"/>
+            <w:r>
+              <w:t xml:space="preserve">, images are augmented with </w:t>
             </w:r>
             <w:r>
               <w:rPr>
@@ -688,34 +672,29 @@
         </w:tc>
       </w:tr>
       <w:tr>
-        <w:tblPrEx>
-          <w:tblCellMar>
-            <w:top w:w="0" w:type="dxa"/>
-            <w:left w:w="100" w:type="dxa"/>
-            <w:bottom w:w="103" w:type="dxa"/>
-            <w:right w:w="115" w:type="dxa"/>
-          </w:tblCellMar>
-        </w:tblPrEx>
         <w:trPr>
-          <w:trHeight w:val="1010" w:hRule="atLeast"/>
+          <w:trHeight w:val="1010"/>
         </w:trPr>
         <w:tc>
           <w:tcPr>
             <w:tcW w:w="3007" w:type="dxa"/>
             <w:tcBorders>
-              <w:top w:val="single" w:color="000000" w:sz="4" w:space="0"/>
-              <w:left w:val="single" w:color="000000" w:sz="4" w:space="0"/>
-              <w:bottom w:val="single" w:color="000000" w:sz="4" w:space="0"/>
-              <w:right w:val="single" w:color="000000" w:sz="4" w:space="0"/>
-            </w:tcBorders>
-            <w:vAlign w:val="center"/>
-          </w:tcPr>
-          <w:p>
-            <w:pPr>
-              <w:spacing w:line="240" w:lineRule="auto"/>
-            </w:pPr>
-            <w:r>
-              <w:t xml:space="preserve">Denoising </w:t>
+              <w:top w:val="single" w:sz="4" w:space="0" w:color="000000"/>
+              <w:left w:val="single" w:sz="4" w:space="0" w:color="000000"/>
+              <w:bottom w:val="single" w:sz="4" w:space="0" w:color="000000"/>
+              <w:right w:val="single" w:sz="4" w:space="0" w:color="000000"/>
+            </w:tcBorders>
+            <w:vAlign w:val="center"/>
+          </w:tcPr>
+          <w:p>
+            <w:proofErr w:type="spellStart"/>
+            <w:r>
+              <w:lastRenderedPageBreak/>
+              <w:t>Denoising</w:t>
+            </w:r>
+            <w:proofErr w:type="spellEnd"/>
+            <w:r>
+              <w:t xml:space="preserve"> </w:t>
             </w:r>
           </w:p>
         </w:tc>
@@ -723,19 +702,34 @@
           <w:tcPr>
             <w:tcW w:w="6358" w:type="dxa"/>
             <w:tcBorders>
-              <w:top w:val="single" w:color="000000" w:sz="4" w:space="0"/>
-              <w:left w:val="single" w:color="000000" w:sz="4" w:space="0"/>
-              <w:bottom w:val="single" w:color="000000" w:sz="4" w:space="0"/>
-              <w:right w:val="single" w:color="000000" w:sz="4" w:space="0"/>
-            </w:tcBorders>
-            <w:vAlign w:val="center"/>
-          </w:tcPr>
-          <w:p>
-            <w:pPr>
-              <w:spacing w:line="240" w:lineRule="auto"/>
-            </w:pPr>
-            <w:r>
-              <w:t xml:space="preserve">OpenCV’s fastNlMeansDenoisingColored() is applied to reduce environmental noise and improve image clarity, especially for field-captured data. </w:t>
+              <w:top w:val="single" w:sz="4" w:space="0" w:color="000000"/>
+              <w:left w:val="single" w:sz="4" w:space="0" w:color="000000"/>
+              <w:bottom w:val="single" w:sz="4" w:space="0" w:color="000000"/>
+              <w:right w:val="single" w:sz="4" w:space="0" w:color="000000"/>
+            </w:tcBorders>
+            <w:vAlign w:val="center"/>
+          </w:tcPr>
+          <w:p>
+            <w:proofErr w:type="spellStart"/>
+            <w:r>
+              <w:t>OpenCV’s</w:t>
+            </w:r>
+            <w:proofErr w:type="spellEnd"/>
+            <w:r>
+              <w:t xml:space="preserve"> </w:t>
+            </w:r>
+            <w:proofErr w:type="spellStart"/>
+            <w:proofErr w:type="gramStart"/>
+            <w:r>
+              <w:t>fastNlMeansDenoisingColored</w:t>
+            </w:r>
+            <w:proofErr w:type="spellEnd"/>
+            <w:r>
+              <w:t>(</w:t>
+            </w:r>
+            <w:proofErr w:type="gramEnd"/>
+            <w:r>
+              <w:t xml:space="preserve">) is applied to reduce environmental noise and improve image clarity, especially for field-captured data. </w:t>
             </w:r>
           </w:p>
         </w:tc>
@@ -748,47 +742,37 @@
     </w:p>
     <w:tbl>
       <w:tblPr>
-        <w:tblStyle w:val="4"/>
+        <w:tblStyle w:val="TableGrid"/>
         <w:tblW w:w="9364" w:type="dxa"/>
         <w:tblInd w:w="5" w:type="dxa"/>
-        <w:tblLayout w:type="autofit"/>
         <w:tblCellMar>
-          <w:top w:w="0" w:type="dxa"/>
           <w:left w:w="97" w:type="dxa"/>
           <w:bottom w:w="53" w:type="dxa"/>
           <w:right w:w="40" w:type="dxa"/>
         </w:tblCellMar>
+        <w:tblLook w:val="04A0" w:firstRow="1" w:lastRow="0" w:firstColumn="1" w:lastColumn="0" w:noHBand="0" w:noVBand="1"/>
       </w:tblPr>
       <w:tblGrid>
         <w:gridCol w:w="3006"/>
         <w:gridCol w:w="6358"/>
       </w:tblGrid>
       <w:tr>
-        <w:tblPrEx>
-          <w:tblCellMar>
-            <w:top w:w="0" w:type="dxa"/>
-            <w:left w:w="97" w:type="dxa"/>
-            <w:bottom w:w="53" w:type="dxa"/>
-            <w:right w:w="40" w:type="dxa"/>
-          </w:tblCellMar>
-        </w:tblPrEx>
         <w:trPr>
-          <w:trHeight w:val="1005" w:hRule="atLeast"/>
+          <w:trHeight w:val="1005"/>
         </w:trPr>
         <w:tc>
           <w:tcPr>
             <w:tcW w:w="3007" w:type="dxa"/>
             <w:tcBorders>
-              <w:top w:val="single" w:color="000000" w:sz="4" w:space="0"/>
-              <w:left w:val="single" w:color="000000" w:sz="4" w:space="0"/>
-              <w:bottom w:val="single" w:color="000000" w:sz="4" w:space="0"/>
-              <w:right w:val="single" w:color="000000" w:sz="4" w:space="0"/>
+              <w:top w:val="single" w:sz="4" w:space="0" w:color="000000"/>
+              <w:left w:val="single" w:sz="4" w:space="0" w:color="000000"/>
+              <w:bottom w:val="single" w:sz="4" w:space="0" w:color="000000"/>
+              <w:right w:val="single" w:sz="4" w:space="0" w:color="000000"/>
             </w:tcBorders>
             <w:vAlign w:val="center"/>
           </w:tcPr>
           <w:p>
             <w:pPr>
-              <w:spacing w:line="240" w:lineRule="auto"/>
               <w:ind w:left="3"/>
             </w:pPr>
             <w:r>
@@ -800,54 +784,54 @@
           <w:tcPr>
             <w:tcW w:w="6358" w:type="dxa"/>
             <w:tcBorders>
-              <w:top w:val="single" w:color="000000" w:sz="4" w:space="0"/>
-              <w:left w:val="single" w:color="000000" w:sz="4" w:space="0"/>
-              <w:bottom w:val="single" w:color="000000" w:sz="4" w:space="0"/>
-              <w:right w:val="single" w:color="000000" w:sz="4" w:space="0"/>
+              <w:top w:val="single" w:sz="4" w:space="0" w:color="000000"/>
+              <w:left w:val="single" w:sz="4" w:space="0" w:color="000000"/>
+              <w:bottom w:val="single" w:sz="4" w:space="0" w:color="000000"/>
+              <w:right w:val="single" w:sz="4" w:space="0" w:color="000000"/>
             </w:tcBorders>
             <w:vAlign w:val="center"/>
           </w:tcPr>
           <w:p>
             <w:pPr>
-              <w:spacing w:line="240" w:lineRule="auto"/>
               <w:ind w:left="3"/>
             </w:pPr>
-            <w:r>
-              <w:t xml:space="preserve">cv2.Canny() is used for edge detection, helping to emphasize structure, texture, and contour features of different mushroom species. </w:t>
+            <w:proofErr w:type="gramStart"/>
+            <w:r>
+              <w:t>cv2.Canny(</w:t>
+            </w:r>
+            <w:proofErr w:type="gramEnd"/>
+            <w:r>
+              <w:t xml:space="preserve">) is used for edge detection, helping to emphasize structure, texture, and contour features of different mushroom species. </w:t>
             </w:r>
           </w:p>
         </w:tc>
       </w:tr>
       <w:tr>
-        <w:tblPrEx>
-          <w:tblCellMar>
-            <w:top w:w="0" w:type="dxa"/>
-            <w:left w:w="97" w:type="dxa"/>
-            <w:bottom w:w="53" w:type="dxa"/>
-            <w:right w:w="40" w:type="dxa"/>
-          </w:tblCellMar>
-        </w:tblPrEx>
         <w:trPr>
-          <w:trHeight w:val="1010" w:hRule="atLeast"/>
+          <w:trHeight w:val="1010"/>
         </w:trPr>
         <w:tc>
           <w:tcPr>
             <w:tcW w:w="3007" w:type="dxa"/>
             <w:tcBorders>
-              <w:top w:val="single" w:color="000000" w:sz="4" w:space="0"/>
-              <w:left w:val="single" w:color="000000" w:sz="4" w:space="0"/>
-              <w:bottom w:val="single" w:color="000000" w:sz="4" w:space="0"/>
-              <w:right w:val="single" w:color="000000" w:sz="4" w:space="0"/>
+              <w:top w:val="single" w:sz="4" w:space="0" w:color="000000"/>
+              <w:left w:val="single" w:sz="4" w:space="0" w:color="000000"/>
+              <w:bottom w:val="single" w:sz="4" w:space="0" w:color="000000"/>
+              <w:right w:val="single" w:sz="4" w:space="0" w:color="000000"/>
             </w:tcBorders>
             <w:vAlign w:val="center"/>
           </w:tcPr>
           <w:p>
             <w:pPr>
-              <w:spacing w:line="240" w:lineRule="auto"/>
               <w:ind w:left="3"/>
             </w:pPr>
-            <w:r>
-              <w:t xml:space="preserve">Color Space Conversion </w:t>
+            <w:proofErr w:type="spellStart"/>
+            <w:r>
+              <w:t>Color</w:t>
+            </w:r>
+            <w:proofErr w:type="spellEnd"/>
+            <w:r>
+              <w:t xml:space="preserve"> Space Conversion </w:t>
             </w:r>
           </w:p>
         </w:tc>
@@ -855,16 +839,15 @@
           <w:tcPr>
             <w:tcW w:w="6358" w:type="dxa"/>
             <w:tcBorders>
-              <w:top w:val="single" w:color="000000" w:sz="4" w:space="0"/>
-              <w:left w:val="single" w:color="000000" w:sz="4" w:space="0"/>
-              <w:bottom w:val="single" w:color="000000" w:sz="4" w:space="0"/>
-              <w:right w:val="single" w:color="000000" w:sz="4" w:space="0"/>
+              <w:top w:val="single" w:sz="4" w:space="0" w:color="000000"/>
+              <w:left w:val="single" w:sz="4" w:space="0" w:color="000000"/>
+              <w:bottom w:val="single" w:sz="4" w:space="0" w:color="000000"/>
+              <w:right w:val="single" w:sz="4" w:space="0" w:color="000000"/>
             </w:tcBorders>
             <w:vAlign w:val="center"/>
           </w:tcPr>
           <w:p>
             <w:pPr>
-              <w:spacing w:line="240" w:lineRule="auto"/>
               <w:ind w:left="3"/>
             </w:pPr>
             <w:r>
@@ -877,37 +860,52 @@
               <w:t>BGR to HSV</w:t>
             </w:r>
             <w:r>
-              <w:t xml:space="preserve"> color space using cv2.cvtColor() to better capture color-based patterns across lighting variations. </w:t>
+              <w:t xml:space="preserve"> </w:t>
+            </w:r>
+            <w:proofErr w:type="spellStart"/>
+            <w:r>
+              <w:t>color</w:t>
+            </w:r>
+            <w:proofErr w:type="spellEnd"/>
+            <w:r>
+              <w:t xml:space="preserve"> space using </w:t>
+            </w:r>
+            <w:proofErr w:type="gramStart"/>
+            <w:r>
+              <w:t>cv2.cvtColor(</w:t>
+            </w:r>
+            <w:proofErr w:type="gramEnd"/>
+            <w:r>
+              <w:t xml:space="preserve">) to better capture </w:t>
+            </w:r>
+            <w:proofErr w:type="spellStart"/>
+            <w:r>
+              <w:t>color</w:t>
+            </w:r>
+            <w:proofErr w:type="spellEnd"/>
+            <w:r>
+              <w:t xml:space="preserve">-based patterns across lighting variations. </w:t>
             </w:r>
           </w:p>
         </w:tc>
       </w:tr>
       <w:tr>
-        <w:tblPrEx>
-          <w:tblCellMar>
-            <w:top w:w="0" w:type="dxa"/>
-            <w:left w:w="97" w:type="dxa"/>
-            <w:bottom w:w="53" w:type="dxa"/>
-            <w:right w:w="40" w:type="dxa"/>
-          </w:tblCellMar>
-        </w:tblPrEx>
         <w:trPr>
-          <w:trHeight w:val="1006" w:hRule="atLeast"/>
+          <w:trHeight w:val="1006"/>
         </w:trPr>
         <w:tc>
           <w:tcPr>
             <w:tcW w:w="3007" w:type="dxa"/>
             <w:tcBorders>
-              <w:top w:val="single" w:color="000000" w:sz="4" w:space="0"/>
-              <w:left w:val="single" w:color="000000" w:sz="4" w:space="0"/>
-              <w:bottom w:val="single" w:color="000000" w:sz="4" w:space="0"/>
-              <w:right w:val="single" w:color="000000" w:sz="4" w:space="0"/>
+              <w:top w:val="single" w:sz="4" w:space="0" w:color="000000"/>
+              <w:left w:val="single" w:sz="4" w:space="0" w:color="000000"/>
+              <w:bottom w:val="single" w:sz="4" w:space="0" w:color="000000"/>
+              <w:right w:val="single" w:sz="4" w:space="0" w:color="000000"/>
             </w:tcBorders>
             <w:vAlign w:val="center"/>
           </w:tcPr>
           <w:p>
             <w:pPr>
-              <w:spacing w:line="240" w:lineRule="auto"/>
               <w:ind w:left="3"/>
             </w:pPr>
             <w:r>
@@ -919,50 +917,48 @@
           <w:tcPr>
             <w:tcW w:w="6358" w:type="dxa"/>
             <w:tcBorders>
-              <w:top w:val="single" w:color="000000" w:sz="4" w:space="0"/>
-              <w:left w:val="single" w:color="000000" w:sz="4" w:space="0"/>
-              <w:bottom w:val="single" w:color="000000" w:sz="4" w:space="0"/>
-              <w:right w:val="single" w:color="000000" w:sz="4" w:space="0"/>
+              <w:top w:val="single" w:sz="4" w:space="0" w:color="000000"/>
+              <w:left w:val="single" w:sz="4" w:space="0" w:color="000000"/>
+              <w:bottom w:val="single" w:sz="4" w:space="0" w:color="000000"/>
+              <w:right w:val="single" w:sz="4" w:space="0" w:color="000000"/>
             </w:tcBorders>
             <w:vAlign w:val="center"/>
           </w:tcPr>
           <w:p>
             <w:pPr>
-              <w:spacing w:line="240" w:lineRule="auto"/>
               <w:ind w:left="3"/>
             </w:pPr>
             <w:r>
-              <w:t xml:space="preserve">Manual center cropping is done on some images to focus on the mushroom body and reduce irrelevant background noise, enhancing object recognition. </w:t>
+              <w:t xml:space="preserve">Manual </w:t>
+            </w:r>
+            <w:proofErr w:type="spellStart"/>
+            <w:r>
+              <w:t>center</w:t>
+            </w:r>
+            <w:proofErr w:type="spellEnd"/>
+            <w:r>
+              <w:t xml:space="preserve"> cropping is done on some images to focus on the mushroom body and reduce irrelevant background noise, enhancing object recognition. </w:t>
             </w:r>
           </w:p>
         </w:tc>
       </w:tr>
       <w:tr>
-        <w:tblPrEx>
-          <w:tblCellMar>
-            <w:top w:w="0" w:type="dxa"/>
-            <w:left w:w="97" w:type="dxa"/>
-            <w:bottom w:w="53" w:type="dxa"/>
-            <w:right w:w="40" w:type="dxa"/>
-          </w:tblCellMar>
-        </w:tblPrEx>
         <w:trPr>
-          <w:trHeight w:val="1049" w:hRule="atLeast"/>
+          <w:trHeight w:val="1049"/>
         </w:trPr>
         <w:tc>
           <w:tcPr>
             <w:tcW w:w="3007" w:type="dxa"/>
             <w:tcBorders>
-              <w:top w:val="single" w:color="000000" w:sz="4" w:space="0"/>
-              <w:left w:val="single" w:color="000000" w:sz="4" w:space="0"/>
-              <w:bottom w:val="single" w:color="FFFFFF" w:sz="40" w:space="0"/>
-              <w:right w:val="single" w:color="000000" w:sz="4" w:space="0"/>
+              <w:top w:val="single" w:sz="4" w:space="0" w:color="000000"/>
+              <w:left w:val="single" w:sz="4" w:space="0" w:color="000000"/>
+              <w:bottom w:val="single" w:sz="40" w:space="0" w:color="FFFFFF"/>
+              <w:right w:val="single" w:sz="4" w:space="0" w:color="000000"/>
             </w:tcBorders>
             <w:vAlign w:val="center"/>
           </w:tcPr>
           <w:p>
             <w:pPr>
-              <w:spacing w:line="240" w:lineRule="auto"/>
               <w:ind w:left="3"/>
             </w:pPr>
             <w:r>
@@ -974,88 +970,93 @@
           <w:tcPr>
             <w:tcW w:w="6358" w:type="dxa"/>
             <w:tcBorders>
-              <w:top w:val="single" w:color="000000" w:sz="4" w:space="0"/>
-              <w:left w:val="single" w:color="000000" w:sz="4" w:space="0"/>
-              <w:bottom w:val="single" w:color="FFFFFF" w:sz="40" w:space="0"/>
-              <w:right w:val="single" w:color="000000" w:sz="4" w:space="0"/>
+              <w:top w:val="single" w:sz="4" w:space="0" w:color="000000"/>
+              <w:left w:val="single" w:sz="4" w:space="0" w:color="000000"/>
+              <w:bottom w:val="single" w:sz="40" w:space="0" w:color="FFFFFF"/>
+              <w:right w:val="single" w:sz="4" w:space="0" w:color="000000"/>
             </w:tcBorders>
             <w:vAlign w:val="center"/>
           </w:tcPr>
           <w:p>
             <w:pPr>
-              <w:spacing w:line="240" w:lineRule="auto"/>
               <w:ind w:left="3" w:right="29"/>
             </w:pPr>
-            <w:r>
-              <w:t xml:space="preserve">BatchNormalization() is applied in the neural network model to stabilize and accelerate the learning process by reducing internal covariate shift. </w:t>
+            <w:proofErr w:type="spellStart"/>
+            <w:proofErr w:type="gramStart"/>
+            <w:r>
+              <w:t>BatchNormalization</w:t>
+            </w:r>
+            <w:proofErr w:type="spellEnd"/>
+            <w:r>
+              <w:t>(</w:t>
+            </w:r>
+            <w:proofErr w:type="gramEnd"/>
+            <w:r>
+              <w:t xml:space="preserve">) is applied in the neural network model to stabilize and accelerate the learning process by reducing internal covariate shift. </w:t>
             </w:r>
           </w:p>
         </w:tc>
       </w:tr>
       <w:tr>
-        <w:tblPrEx>
-          <w:tblCellMar>
-            <w:top w:w="0" w:type="dxa"/>
-            <w:left w:w="97" w:type="dxa"/>
-            <w:bottom w:w="53" w:type="dxa"/>
-            <w:right w:w="40" w:type="dxa"/>
-          </w:tblCellMar>
-        </w:tblPrEx>
         <w:trPr>
-          <w:trHeight w:val="861" w:hRule="atLeast"/>
+          <w:trHeight w:val="861"/>
         </w:trPr>
         <w:tc>
           <w:tcPr>
             <w:tcW w:w="9364" w:type="dxa"/>
             <w:gridSpan w:val="2"/>
             <w:tcBorders>
-              <w:top w:val="single" w:color="FFFFFF" w:sz="40" w:space="0"/>
-              <w:left w:val="single" w:color="000000" w:sz="4" w:space="0"/>
-              <w:bottom w:val="single" w:color="000000" w:sz="4" w:space="0"/>
-              <w:right w:val="single" w:color="000000" w:sz="4" w:space="0"/>
+              <w:top w:val="single" w:sz="40" w:space="0" w:color="FFFFFF"/>
+              <w:left w:val="single" w:sz="4" w:space="0" w:color="000000"/>
+              <w:bottom w:val="single" w:sz="4" w:space="0" w:color="000000"/>
+              <w:right w:val="single" w:sz="4" w:space="0" w:color="000000"/>
             </w:tcBorders>
             <w:vAlign w:val="center"/>
           </w:tcPr>
           <w:p>
             <w:pPr>
-              <w:spacing w:line="240" w:lineRule="auto"/>
               <w:ind w:left="3"/>
             </w:pPr>
             <w:r>
               <w:rPr>
                 <w:b/>
               </w:rPr>
-              <w:t xml:space="preserve">Data Preprocessing Code Screenshots </w:t>
+              <w:t xml:space="preserve">Data </w:t>
+            </w:r>
+            <w:proofErr w:type="spellStart"/>
+            <w:r>
+              <w:rPr>
+                <w:b/>
+              </w:rPr>
+              <w:t>Preprocessing</w:t>
+            </w:r>
+            <w:proofErr w:type="spellEnd"/>
+            <w:r>
+              <w:rPr>
+                <w:b/>
+              </w:rPr>
+              <w:t xml:space="preserve"> Code Screenshots </w:t>
             </w:r>
           </w:p>
         </w:tc>
       </w:tr>
       <w:tr>
-        <w:tblPrEx>
-          <w:tblCellMar>
-            <w:top w:w="0" w:type="dxa"/>
-            <w:left w:w="97" w:type="dxa"/>
-            <w:bottom w:w="53" w:type="dxa"/>
-            <w:right w:w="40" w:type="dxa"/>
-          </w:tblCellMar>
-        </w:tblPrEx>
         <w:trPr>
-          <w:trHeight w:val="4501" w:hRule="atLeast"/>
+          <w:trHeight w:val="4501"/>
         </w:trPr>
         <w:tc>
           <w:tcPr>
             <w:tcW w:w="3007" w:type="dxa"/>
             <w:tcBorders>
-              <w:top w:val="single" w:color="000000" w:sz="4" w:space="0"/>
-              <w:left w:val="single" w:color="000000" w:sz="4" w:space="0"/>
-              <w:bottom w:val="single" w:color="000000" w:sz="4" w:space="0"/>
-              <w:right w:val="single" w:color="000000" w:sz="4" w:space="0"/>
+              <w:top w:val="single" w:sz="4" w:space="0" w:color="000000"/>
+              <w:left w:val="single" w:sz="4" w:space="0" w:color="000000"/>
+              <w:bottom w:val="single" w:sz="4" w:space="0" w:color="000000"/>
+              <w:right w:val="single" w:sz="4" w:space="0" w:color="000000"/>
             </w:tcBorders>
             <w:vAlign w:val="center"/>
           </w:tcPr>
           <w:p>
             <w:pPr>
-              <w:spacing w:line="240" w:lineRule="auto"/>
               <w:ind w:left="3"/>
             </w:pPr>
             <w:r>
@@ -1067,19 +1068,21 @@
           <w:tcPr>
             <w:tcW w:w="6358" w:type="dxa"/>
             <w:tcBorders>
-              <w:top w:val="single" w:color="000000" w:sz="4" w:space="0"/>
-              <w:left w:val="single" w:color="000000" w:sz="4" w:space="0"/>
-              <w:bottom w:val="single" w:color="000000" w:sz="4" w:space="0"/>
-              <w:right w:val="single" w:color="000000" w:sz="4" w:space="0"/>
+              <w:top w:val="single" w:sz="4" w:space="0" w:color="000000"/>
+              <w:left w:val="single" w:sz="4" w:space="0" w:color="000000"/>
+              <w:bottom w:val="single" w:sz="4" w:space="0" w:color="000000"/>
+              <w:right w:val="single" w:sz="4" w:space="0" w:color="000000"/>
             </w:tcBorders>
             <w:vAlign w:val="bottom"/>
           </w:tcPr>
           <w:p>
             <w:pPr>
-              <w:spacing w:line="240" w:lineRule="auto"/>
               <w:jc w:val="right"/>
             </w:pPr>
             <w:r>
+              <w:rPr>
+                <w:noProof/>
+              </w:rPr>
               <w:drawing>
                 <wp:inline distT="0" distB="0" distL="0" distR="0">
                   <wp:extent cx="3909060" cy="2724150"/>
@@ -1094,7 +1097,7 @@
                           <pic:cNvPicPr/>
                         </pic:nvPicPr>
                         <pic:blipFill>
-                          <a:blip r:embed="rId9"/>
+                          <a:blip r:embed="rId6"/>
                           <a:stretch>
                             <a:fillRect/>
                           </a:stretch>
@@ -1121,31 +1124,22 @@
         </w:tc>
       </w:tr>
       <w:tr>
-        <w:tblPrEx>
-          <w:tblCellMar>
-            <w:top w:w="0" w:type="dxa"/>
-            <w:left w:w="97" w:type="dxa"/>
-            <w:bottom w:w="53" w:type="dxa"/>
-            <w:right w:w="40" w:type="dxa"/>
-          </w:tblCellMar>
-        </w:tblPrEx>
         <w:trPr>
-          <w:trHeight w:val="931" w:hRule="atLeast"/>
+          <w:trHeight w:val="931"/>
         </w:trPr>
         <w:tc>
           <w:tcPr>
             <w:tcW w:w="3007" w:type="dxa"/>
             <w:tcBorders>
-              <w:top w:val="single" w:color="000000" w:sz="4" w:space="0"/>
-              <w:left w:val="single" w:color="000000" w:sz="4" w:space="0"/>
-              <w:bottom w:val="single" w:color="000000" w:sz="4" w:space="0"/>
-              <w:right w:val="single" w:color="000000" w:sz="4" w:space="0"/>
+              <w:top w:val="single" w:sz="4" w:space="0" w:color="000000"/>
+              <w:left w:val="single" w:sz="4" w:space="0" w:color="000000"/>
+              <w:bottom w:val="single" w:sz="4" w:space="0" w:color="000000"/>
+              <w:right w:val="single" w:sz="4" w:space="0" w:color="000000"/>
             </w:tcBorders>
             <w:vAlign w:val="center"/>
           </w:tcPr>
           <w:p>
             <w:pPr>
-              <w:spacing w:line="240" w:lineRule="auto"/>
               <w:ind w:left="3"/>
             </w:pPr>
             <w:r>
@@ -1157,20 +1151,22 @@
           <w:tcPr>
             <w:tcW w:w="6358" w:type="dxa"/>
             <w:tcBorders>
-              <w:top w:val="single" w:color="000000" w:sz="4" w:space="0"/>
-              <w:left w:val="single" w:color="000000" w:sz="4" w:space="0"/>
-              <w:bottom w:val="single" w:color="000000" w:sz="4" w:space="0"/>
-              <w:right w:val="single" w:color="000000" w:sz="4" w:space="0"/>
+              <w:top w:val="single" w:sz="4" w:space="0" w:color="000000"/>
+              <w:left w:val="single" w:sz="4" w:space="0" w:color="000000"/>
+              <w:bottom w:val="single" w:sz="4" w:space="0" w:color="000000"/>
+              <w:right w:val="single" w:sz="4" w:space="0" w:color="000000"/>
             </w:tcBorders>
             <w:vAlign w:val="bottom"/>
           </w:tcPr>
           <w:p>
             <w:pPr>
-              <w:spacing w:line="240" w:lineRule="auto"/>
               <w:ind w:right="785"/>
               <w:jc w:val="right"/>
             </w:pPr>
             <w:r>
+              <w:rPr>
+                <w:noProof/>
+              </w:rPr>
               <w:drawing>
                 <wp:inline distT="0" distB="0" distL="0" distR="0">
                   <wp:extent cx="3410585" cy="314325"/>
@@ -1185,7 +1181,7 @@
                           <pic:cNvPicPr/>
                         </pic:nvPicPr>
                         <pic:blipFill>
-                          <a:blip r:embed="rId10"/>
+                          <a:blip r:embed="rId7"/>
                           <a:stretch>
                             <a:fillRect/>
                           </a:stretch>
@@ -1212,34 +1208,26 @@
         </w:tc>
       </w:tr>
       <w:tr>
-        <w:tblPrEx>
-          <w:tblCellMar>
-            <w:top w:w="0" w:type="dxa"/>
-            <w:left w:w="97" w:type="dxa"/>
-            <w:bottom w:w="53" w:type="dxa"/>
-            <w:right w:w="40" w:type="dxa"/>
-          </w:tblCellMar>
-        </w:tblPrEx>
         <w:trPr>
-          <w:trHeight w:val="1140" w:hRule="atLeast"/>
+          <w:trHeight w:val="1140"/>
         </w:trPr>
         <w:tc>
           <w:tcPr>
             <w:tcW w:w="3007" w:type="dxa"/>
             <w:tcBorders>
-              <w:top w:val="single" w:color="000000" w:sz="4" w:space="0"/>
-              <w:left w:val="single" w:color="000000" w:sz="4" w:space="0"/>
-              <w:bottom w:val="single" w:color="000000" w:sz="4" w:space="0"/>
-              <w:right w:val="single" w:color="000000" w:sz="4" w:space="0"/>
+              <w:top w:val="single" w:sz="4" w:space="0" w:color="000000"/>
+              <w:left w:val="single" w:sz="4" w:space="0" w:color="000000"/>
+              <w:bottom w:val="single" w:sz="4" w:space="0" w:color="000000"/>
+              <w:right w:val="single" w:sz="4" w:space="0" w:color="000000"/>
             </w:tcBorders>
             <w:vAlign w:val="center"/>
           </w:tcPr>
           <w:p>
             <w:pPr>
-              <w:spacing w:line="240" w:lineRule="auto"/>
               <w:ind w:left="3"/>
             </w:pPr>
             <w:r>
+              <w:lastRenderedPageBreak/>
               <w:t xml:space="preserve">Normalization </w:t>
             </w:r>
           </w:p>
@@ -1248,19 +1236,21 @@
           <w:tcPr>
             <w:tcW w:w="6358" w:type="dxa"/>
             <w:tcBorders>
-              <w:top w:val="single" w:color="000000" w:sz="4" w:space="0"/>
-              <w:left w:val="single" w:color="000000" w:sz="4" w:space="0"/>
-              <w:bottom w:val="single" w:color="000000" w:sz="4" w:space="0"/>
-              <w:right w:val="single" w:color="000000" w:sz="4" w:space="0"/>
+              <w:top w:val="single" w:sz="4" w:space="0" w:color="000000"/>
+              <w:left w:val="single" w:sz="4" w:space="0" w:color="000000"/>
+              <w:bottom w:val="single" w:sz="4" w:space="0" w:color="000000"/>
+              <w:right w:val="single" w:sz="4" w:space="0" w:color="000000"/>
             </w:tcBorders>
             <w:vAlign w:val="bottom"/>
           </w:tcPr>
           <w:p>
             <w:pPr>
-              <w:spacing w:line="240" w:lineRule="auto"/>
               <w:jc w:val="right"/>
             </w:pPr>
             <w:r>
+              <w:rPr>
+                <w:noProof/>
+              </w:rPr>
               <w:drawing>
                 <wp:inline distT="0" distB="0" distL="0" distR="0">
                   <wp:extent cx="3909060" cy="581025"/>
@@ -1275,7 +1265,7 @@
                           <pic:cNvPicPr/>
                         </pic:nvPicPr>
                         <pic:blipFill>
-                          <a:blip r:embed="rId11"/>
+                          <a:blip r:embed="rId8"/>
                           <a:stretch>
                             <a:fillRect/>
                           </a:stretch>
@@ -1302,31 +1292,22 @@
         </w:tc>
       </w:tr>
       <w:tr>
-        <w:tblPrEx>
-          <w:tblCellMar>
-            <w:top w:w="0" w:type="dxa"/>
-            <w:left w:w="97" w:type="dxa"/>
-            <w:bottom w:w="53" w:type="dxa"/>
-            <w:right w:w="40" w:type="dxa"/>
-          </w:tblCellMar>
-        </w:tblPrEx>
         <w:trPr>
-          <w:trHeight w:val="2731" w:hRule="atLeast"/>
+          <w:trHeight w:val="2731"/>
         </w:trPr>
         <w:tc>
           <w:tcPr>
             <w:tcW w:w="3007" w:type="dxa"/>
             <w:tcBorders>
-              <w:top w:val="single" w:color="000000" w:sz="4" w:space="0"/>
-              <w:left w:val="single" w:color="000000" w:sz="4" w:space="0"/>
-              <w:bottom w:val="single" w:color="000000" w:sz="4" w:space="0"/>
-              <w:right w:val="single" w:color="000000" w:sz="4" w:space="0"/>
+              <w:top w:val="single" w:sz="4" w:space="0" w:color="000000"/>
+              <w:left w:val="single" w:sz="4" w:space="0" w:color="000000"/>
+              <w:bottom w:val="single" w:sz="4" w:space="0" w:color="000000"/>
+              <w:right w:val="single" w:sz="4" w:space="0" w:color="000000"/>
             </w:tcBorders>
             <w:vAlign w:val="center"/>
           </w:tcPr>
           <w:p>
             <w:pPr>
-              <w:spacing w:line="240" w:lineRule="auto"/>
               <w:ind w:left="3"/>
             </w:pPr>
             <w:r>
@@ -1338,20 +1319,22 @@
           <w:tcPr>
             <w:tcW w:w="6358" w:type="dxa"/>
             <w:tcBorders>
-              <w:top w:val="single" w:color="000000" w:sz="4" w:space="0"/>
-              <w:left w:val="single" w:color="000000" w:sz="4" w:space="0"/>
-              <w:bottom w:val="single" w:color="000000" w:sz="4" w:space="0"/>
-              <w:right w:val="single" w:color="000000" w:sz="4" w:space="0"/>
+              <w:top w:val="single" w:sz="4" w:space="0" w:color="000000"/>
+              <w:left w:val="single" w:sz="4" w:space="0" w:color="000000"/>
+              <w:bottom w:val="single" w:sz="4" w:space="0" w:color="000000"/>
+              <w:right w:val="single" w:sz="4" w:space="0" w:color="000000"/>
             </w:tcBorders>
             <w:vAlign w:val="bottom"/>
           </w:tcPr>
           <w:p>
             <w:pPr>
-              <w:spacing w:line="240" w:lineRule="auto"/>
               <w:ind w:right="1475"/>
               <w:jc w:val="center"/>
             </w:pPr>
             <w:r>
+              <w:rPr>
+                <w:noProof/>
+              </w:rPr>
               <w:drawing>
                 <wp:inline distT="0" distB="0" distL="0" distR="0">
                   <wp:extent cx="2964180" cy="1600200"/>
@@ -1366,7 +1349,7 @@
                           <pic:cNvPicPr/>
                         </pic:nvPicPr>
                         <pic:blipFill>
-                          <a:blip r:embed="rId12"/>
+                          <a:blip r:embed="rId9"/>
                           <a:stretch>
                             <a:fillRect/>
                           </a:stretch>
@@ -1393,35 +1376,31 @@
         </w:tc>
       </w:tr>
       <w:tr>
-        <w:tblPrEx>
-          <w:tblCellMar>
-            <w:top w:w="0" w:type="dxa"/>
-            <w:left w:w="97" w:type="dxa"/>
-            <w:bottom w:w="53" w:type="dxa"/>
-            <w:right w:w="40" w:type="dxa"/>
-          </w:tblCellMar>
-        </w:tblPrEx>
         <w:trPr>
-          <w:trHeight w:val="905" w:hRule="atLeast"/>
+          <w:trHeight w:val="905"/>
         </w:trPr>
         <w:tc>
           <w:tcPr>
             <w:tcW w:w="3007" w:type="dxa"/>
             <w:tcBorders>
-              <w:top w:val="single" w:color="000000" w:sz="4" w:space="0"/>
-              <w:left w:val="single" w:color="000000" w:sz="4" w:space="0"/>
-              <w:bottom w:val="single" w:color="000000" w:sz="4" w:space="0"/>
-              <w:right w:val="single" w:color="000000" w:sz="4" w:space="0"/>
+              <w:top w:val="single" w:sz="4" w:space="0" w:color="000000"/>
+              <w:left w:val="single" w:sz="4" w:space="0" w:color="000000"/>
+              <w:bottom w:val="single" w:sz="4" w:space="0" w:color="000000"/>
+              <w:right w:val="single" w:sz="4" w:space="0" w:color="000000"/>
             </w:tcBorders>
             <w:vAlign w:val="center"/>
           </w:tcPr>
           <w:p>
             <w:pPr>
-              <w:spacing w:line="240" w:lineRule="auto"/>
               <w:ind w:left="3"/>
             </w:pPr>
-            <w:r>
-              <w:t xml:space="preserve">Denoising </w:t>
+            <w:proofErr w:type="spellStart"/>
+            <w:r>
+              <w:t>Denoising</w:t>
+            </w:r>
+            <w:proofErr w:type="spellEnd"/>
+            <w:r>
+              <w:t xml:space="preserve"> </w:t>
             </w:r>
           </w:p>
         </w:tc>
@@ -1429,20 +1408,22 @@
           <w:tcPr>
             <w:tcW w:w="6358" w:type="dxa"/>
             <w:tcBorders>
-              <w:top w:val="single" w:color="000000" w:sz="4" w:space="0"/>
-              <w:left w:val="single" w:color="000000" w:sz="4" w:space="0"/>
-              <w:bottom w:val="single" w:color="000000" w:sz="4" w:space="0"/>
-              <w:right w:val="single" w:color="000000" w:sz="4" w:space="0"/>
+              <w:top w:val="single" w:sz="4" w:space="0" w:color="000000"/>
+              <w:left w:val="single" w:sz="4" w:space="0" w:color="000000"/>
+              <w:bottom w:val="single" w:sz="4" w:space="0" w:color="000000"/>
+              <w:right w:val="single" w:sz="4" w:space="0" w:color="000000"/>
             </w:tcBorders>
             <w:vAlign w:val="bottom"/>
           </w:tcPr>
           <w:p>
             <w:pPr>
-              <w:spacing w:line="240" w:lineRule="auto"/>
               <w:ind w:right="35"/>
               <w:jc w:val="right"/>
             </w:pPr>
             <w:r>
+              <w:rPr>
+                <w:noProof/>
+              </w:rPr>
               <w:drawing>
                 <wp:inline distT="0" distB="0" distL="0" distR="0">
                   <wp:extent cx="3886200" cy="306070"/>
@@ -1457,7 +1438,7 @@
                           <pic:cNvPicPr/>
                         </pic:nvPicPr>
                         <pic:blipFill>
-                          <a:blip r:embed="rId13"/>
+                          <a:blip r:embed="rId10"/>
                           <a:stretch>
                             <a:fillRect/>
                           </a:stretch>
@@ -1484,31 +1465,22 @@
         </w:tc>
       </w:tr>
       <w:tr>
-        <w:tblPrEx>
-          <w:tblCellMar>
-            <w:top w:w="0" w:type="dxa"/>
-            <w:left w:w="97" w:type="dxa"/>
-            <w:bottom w:w="53" w:type="dxa"/>
-            <w:right w:w="40" w:type="dxa"/>
-          </w:tblCellMar>
-        </w:tblPrEx>
         <w:trPr>
-          <w:trHeight w:val="905" w:hRule="atLeast"/>
+          <w:trHeight w:val="905"/>
         </w:trPr>
         <w:tc>
           <w:tcPr>
             <w:tcW w:w="3007" w:type="dxa"/>
             <w:tcBorders>
-              <w:top w:val="single" w:color="000000" w:sz="4" w:space="0"/>
-              <w:left w:val="single" w:color="000000" w:sz="4" w:space="0"/>
-              <w:bottom w:val="single" w:color="000000" w:sz="4" w:space="0"/>
-              <w:right w:val="single" w:color="000000" w:sz="4" w:space="0"/>
+              <w:top w:val="single" w:sz="4" w:space="0" w:color="000000"/>
+              <w:left w:val="single" w:sz="4" w:space="0" w:color="000000"/>
+              <w:bottom w:val="single" w:sz="4" w:space="0" w:color="000000"/>
+              <w:right w:val="single" w:sz="4" w:space="0" w:color="000000"/>
             </w:tcBorders>
             <w:vAlign w:val="center"/>
           </w:tcPr>
           <w:p>
             <w:pPr>
-              <w:spacing w:line="240" w:lineRule="auto"/>
               <w:ind w:left="3"/>
             </w:pPr>
             <w:r>
@@ -1520,19 +1492,21 @@
           <w:tcPr>
             <w:tcW w:w="6358" w:type="dxa"/>
             <w:tcBorders>
-              <w:top w:val="single" w:color="000000" w:sz="4" w:space="0"/>
-              <w:left w:val="single" w:color="000000" w:sz="4" w:space="0"/>
-              <w:bottom w:val="single" w:color="000000" w:sz="4" w:space="0"/>
-              <w:right w:val="single" w:color="000000" w:sz="4" w:space="0"/>
+              <w:top w:val="single" w:sz="4" w:space="0" w:color="000000"/>
+              <w:left w:val="single" w:sz="4" w:space="0" w:color="000000"/>
+              <w:bottom w:val="single" w:sz="4" w:space="0" w:color="000000"/>
+              <w:right w:val="single" w:sz="4" w:space="0" w:color="000000"/>
             </w:tcBorders>
             <w:vAlign w:val="bottom"/>
           </w:tcPr>
           <w:p>
             <w:pPr>
-              <w:spacing w:line="240" w:lineRule="auto"/>
               <w:jc w:val="right"/>
             </w:pPr>
             <w:r>
+              <w:rPr>
+                <w:noProof/>
+              </w:rPr>
               <w:drawing>
                 <wp:inline distT="0" distB="0" distL="0" distR="0">
                   <wp:extent cx="3909060" cy="381635"/>
@@ -1547,7 +1521,7 @@
                           <pic:cNvPicPr/>
                         </pic:nvPicPr>
                         <pic:blipFill>
-                          <a:blip r:embed="rId14"/>
+                          <a:blip r:embed="rId11"/>
                           <a:stretch>
                             <a:fillRect/>
                           </a:stretch>
@@ -1574,35 +1548,31 @@
         </w:tc>
       </w:tr>
       <w:tr>
-        <w:tblPrEx>
-          <w:tblCellMar>
-            <w:top w:w="0" w:type="dxa"/>
-            <w:left w:w="97" w:type="dxa"/>
-            <w:bottom w:w="53" w:type="dxa"/>
-            <w:right w:w="40" w:type="dxa"/>
-          </w:tblCellMar>
-        </w:tblPrEx>
         <w:trPr>
-          <w:trHeight w:val="905" w:hRule="atLeast"/>
+          <w:trHeight w:val="905"/>
         </w:trPr>
         <w:tc>
           <w:tcPr>
             <w:tcW w:w="3007" w:type="dxa"/>
             <w:tcBorders>
-              <w:top w:val="single" w:color="000000" w:sz="4" w:space="0"/>
-              <w:left w:val="single" w:color="000000" w:sz="4" w:space="0"/>
-              <w:bottom w:val="single" w:color="000000" w:sz="4" w:space="0"/>
-              <w:right w:val="single" w:color="000000" w:sz="4" w:space="0"/>
+              <w:top w:val="single" w:sz="4" w:space="0" w:color="000000"/>
+              <w:left w:val="single" w:sz="4" w:space="0" w:color="000000"/>
+              <w:bottom w:val="single" w:sz="4" w:space="0" w:color="000000"/>
+              <w:right w:val="single" w:sz="4" w:space="0" w:color="000000"/>
             </w:tcBorders>
             <w:vAlign w:val="center"/>
           </w:tcPr>
           <w:p>
             <w:pPr>
-              <w:spacing w:line="240" w:lineRule="auto"/>
               <w:ind w:left="3"/>
             </w:pPr>
-            <w:r>
-              <w:t xml:space="preserve">Color Space Conversion </w:t>
+            <w:proofErr w:type="spellStart"/>
+            <w:r>
+              <w:t>Color</w:t>
+            </w:r>
+            <w:proofErr w:type="spellEnd"/>
+            <w:r>
+              <w:t xml:space="preserve"> Space Conversion </w:t>
             </w:r>
           </w:p>
         </w:tc>
@@ -1610,19 +1580,21 @@
           <w:tcPr>
             <w:tcW w:w="6358" w:type="dxa"/>
             <w:tcBorders>
-              <w:top w:val="single" w:color="000000" w:sz="4" w:space="0"/>
-              <w:left w:val="single" w:color="000000" w:sz="4" w:space="0"/>
-              <w:bottom w:val="single" w:color="000000" w:sz="4" w:space="0"/>
-              <w:right w:val="single" w:color="000000" w:sz="4" w:space="0"/>
+              <w:top w:val="single" w:sz="4" w:space="0" w:color="000000"/>
+              <w:left w:val="single" w:sz="4" w:space="0" w:color="000000"/>
+              <w:bottom w:val="single" w:sz="4" w:space="0" w:color="000000"/>
+              <w:right w:val="single" w:sz="4" w:space="0" w:color="000000"/>
             </w:tcBorders>
             <w:vAlign w:val="bottom"/>
           </w:tcPr>
           <w:p>
             <w:pPr>
-              <w:spacing w:line="240" w:lineRule="auto"/>
               <w:jc w:val="right"/>
             </w:pPr>
             <w:r>
+              <w:rPr>
+                <w:noProof/>
+              </w:rPr>
               <w:drawing>
                 <wp:inline distT="0" distB="0" distL="0" distR="0">
                   <wp:extent cx="3909060" cy="378460"/>
@@ -1637,7 +1609,7 @@
                           <pic:cNvPicPr/>
                         </pic:nvPicPr>
                         <pic:blipFill>
-                          <a:blip r:embed="rId15"/>
+                          <a:blip r:embed="rId12"/>
                           <a:stretch>
                             <a:fillRect/>
                           </a:stretch>
@@ -1664,31 +1636,22 @@
         </w:tc>
       </w:tr>
       <w:tr>
-        <w:tblPrEx>
-          <w:tblCellMar>
-            <w:top w:w="0" w:type="dxa"/>
-            <w:left w:w="97" w:type="dxa"/>
-            <w:bottom w:w="53" w:type="dxa"/>
-            <w:right w:w="40" w:type="dxa"/>
-          </w:tblCellMar>
-        </w:tblPrEx>
         <w:trPr>
-          <w:trHeight w:val="905" w:hRule="atLeast"/>
+          <w:trHeight w:val="905"/>
         </w:trPr>
         <w:tc>
           <w:tcPr>
             <w:tcW w:w="3007" w:type="dxa"/>
             <w:tcBorders>
-              <w:top w:val="single" w:color="000000" w:sz="4" w:space="0"/>
-              <w:left w:val="single" w:color="000000" w:sz="4" w:space="0"/>
-              <w:bottom w:val="single" w:color="000000" w:sz="4" w:space="0"/>
-              <w:right w:val="single" w:color="000000" w:sz="4" w:space="0"/>
+              <w:top w:val="single" w:sz="4" w:space="0" w:color="000000"/>
+              <w:left w:val="single" w:sz="4" w:space="0" w:color="000000"/>
+              <w:bottom w:val="single" w:sz="4" w:space="0" w:color="000000"/>
+              <w:right w:val="single" w:sz="4" w:space="0" w:color="000000"/>
             </w:tcBorders>
             <w:vAlign w:val="center"/>
           </w:tcPr>
           <w:p>
             <w:pPr>
-              <w:spacing w:line="240" w:lineRule="auto"/>
               <w:ind w:left="3"/>
             </w:pPr>
             <w:r>
@@ -1700,19 +1663,21 @@
           <w:tcPr>
             <w:tcW w:w="6358" w:type="dxa"/>
             <w:tcBorders>
-              <w:top w:val="single" w:color="000000" w:sz="4" w:space="0"/>
-              <w:left w:val="single" w:color="000000" w:sz="4" w:space="0"/>
-              <w:bottom w:val="single" w:color="000000" w:sz="4" w:space="0"/>
-              <w:right w:val="single" w:color="000000" w:sz="4" w:space="0"/>
+              <w:top w:val="single" w:sz="4" w:space="0" w:color="000000"/>
+              <w:left w:val="single" w:sz="4" w:space="0" w:color="000000"/>
+              <w:bottom w:val="single" w:sz="4" w:space="0" w:color="000000"/>
+              <w:right w:val="single" w:sz="4" w:space="0" w:color="000000"/>
             </w:tcBorders>
             <w:vAlign w:val="bottom"/>
           </w:tcPr>
           <w:p>
             <w:pPr>
-              <w:spacing w:line="240" w:lineRule="auto"/>
               <w:jc w:val="right"/>
             </w:pPr>
             <w:r>
+              <w:rPr>
+                <w:noProof/>
+              </w:rPr>
               <w:drawing>
                 <wp:inline distT="0" distB="0" distL="0" distR="0">
                   <wp:extent cx="3909060" cy="298450"/>
@@ -1727,7 +1692,7 @@
                           <pic:cNvPicPr/>
                         </pic:nvPicPr>
                         <pic:blipFill>
-                          <a:blip r:embed="rId16"/>
+                          <a:blip r:embed="rId13"/>
                           <a:stretch>
                             <a:fillRect/>
                           </a:stretch>
@@ -1754,31 +1719,22 @@
         </w:tc>
       </w:tr>
       <w:tr>
-        <w:tblPrEx>
-          <w:tblCellMar>
-            <w:top w:w="0" w:type="dxa"/>
-            <w:left w:w="97" w:type="dxa"/>
-            <w:bottom w:w="53" w:type="dxa"/>
-            <w:right w:w="40" w:type="dxa"/>
-          </w:tblCellMar>
-        </w:tblPrEx>
         <w:trPr>
-          <w:trHeight w:val="1411" w:hRule="atLeast"/>
+          <w:trHeight w:val="1411"/>
         </w:trPr>
         <w:tc>
           <w:tcPr>
             <w:tcW w:w="3007" w:type="dxa"/>
             <w:tcBorders>
-              <w:top w:val="single" w:color="000000" w:sz="4" w:space="0"/>
-              <w:left w:val="single" w:color="000000" w:sz="4" w:space="0"/>
-              <w:bottom w:val="single" w:color="000000" w:sz="4" w:space="0"/>
-              <w:right w:val="single" w:color="000000" w:sz="4" w:space="0"/>
+              <w:top w:val="single" w:sz="4" w:space="0" w:color="000000"/>
+              <w:left w:val="single" w:sz="4" w:space="0" w:color="000000"/>
+              <w:bottom w:val="single" w:sz="4" w:space="0" w:color="000000"/>
+              <w:right w:val="single" w:sz="4" w:space="0" w:color="000000"/>
             </w:tcBorders>
             <w:vAlign w:val="center"/>
           </w:tcPr>
           <w:p>
             <w:pPr>
-              <w:spacing w:line="240" w:lineRule="auto"/>
               <w:ind w:left="3"/>
             </w:pPr>
             <w:r>
@@ -1790,19 +1746,21 @@
           <w:tcPr>
             <w:tcW w:w="6358" w:type="dxa"/>
             <w:tcBorders>
-              <w:top w:val="single" w:color="000000" w:sz="4" w:space="0"/>
-              <w:left w:val="single" w:color="000000" w:sz="4" w:space="0"/>
-              <w:bottom w:val="single" w:color="000000" w:sz="4" w:space="0"/>
-              <w:right w:val="single" w:color="000000" w:sz="4" w:space="0"/>
+              <w:top w:val="single" w:sz="4" w:space="0" w:color="000000"/>
+              <w:left w:val="single" w:sz="4" w:space="0" w:color="000000"/>
+              <w:bottom w:val="single" w:sz="4" w:space="0" w:color="000000"/>
+              <w:right w:val="single" w:sz="4" w:space="0" w:color="000000"/>
             </w:tcBorders>
             <w:vAlign w:val="bottom"/>
           </w:tcPr>
           <w:p>
             <w:pPr>
-              <w:spacing w:line="240" w:lineRule="auto"/>
               <w:jc w:val="right"/>
             </w:pPr>
             <w:r>
+              <w:rPr>
+                <w:noProof/>
+              </w:rPr>
               <w:drawing>
                 <wp:inline distT="0" distB="0" distL="0" distR="0">
                   <wp:extent cx="3909060" cy="756285"/>
@@ -1817,7 +1775,7 @@
                           <pic:cNvPicPr/>
                         </pic:nvPicPr>
                         <pic:blipFill>
-                          <a:blip r:embed="rId17"/>
+                          <a:blip r:embed="rId14"/>
                           <a:stretch>
                             <a:fillRect/>
                           </a:stretch>
@@ -1856,20 +1814,20 @@
       </w:r>
     </w:p>
     <w:sectPr>
-      <w:headerReference r:id="rId7" w:type="first"/>
-      <w:headerReference r:id="rId5" w:type="default"/>
-      <w:headerReference r:id="rId6" w:type="even"/>
+      <w:headerReference w:type="even" r:id="rId15"/>
+      <w:headerReference w:type="default" r:id="rId16"/>
+      <w:headerReference w:type="first" r:id="rId17"/>
       <w:pgSz w:w="12240" w:h="15840"/>
       <w:pgMar w:top="1546" w:right="1791" w:bottom="1846" w:left="1441" w:header="193" w:footer="720" w:gutter="0"/>
-      <w:cols w:space="720" w:num="1"/>
+      <w:cols w:space="720"/>
     </w:sectPr>
   </w:body>
 </w:document>
 </file>
 
 <file path=word/endnotes.xml><?xml version="1.0" encoding="utf-8"?>
-<w:endnotes xmlns:wpc="http://schemas.microsoft.com/office/word/2010/wordprocessingCanvas" xmlns:mc="http://schemas.openxmlformats.org/markup-compatibility/2006" xmlns:o="urn:schemas-microsoft-com:office:office" xmlns:r="http://schemas.openxmlformats.org/officeDocument/2006/relationships" xmlns:m="http://schemas.openxmlformats.org/officeDocument/2006/math" xmlns:v="urn:schemas-microsoft-com:vml" xmlns:wp14="http://schemas.microsoft.com/office/word/2010/wordprocessingDrawing" xmlns:wp="http://schemas.openxmlformats.org/drawingml/2006/wordprocessingDrawing" xmlns:w="http://schemas.openxmlformats.org/wordprocessingml/2006/main" xmlns:w14="http://schemas.microsoft.com/office/word/2010/wordml" xmlns:w15="http://schemas.microsoft.com/office/word/2012/wordml" xmlns:w10="urn:schemas-microsoft-com:office:word" xmlns:wpg="http://schemas.microsoft.com/office/word/2010/wordprocessingGroup" xmlns:wpi="http://schemas.microsoft.com/office/word/2010/wordprocessingInk" xmlns:wne="http://schemas.microsoft.com/office/word/2006/wordml" xmlns:wps="http://schemas.microsoft.com/office/word/2010/wordprocessingShape" xmlns:wpsCustomData="http://www.wps.cn/officeDocument/2013/wpsCustomData" mc:Ignorable="w14 w15 wp14">
-  <w:endnote w:type="separator" w:id="0">
+<w:endnotes xmlns:wpc="http://schemas.microsoft.com/office/word/2010/wordprocessingCanvas" xmlns:cx="http://schemas.microsoft.com/office/drawing/2014/chartex" xmlns:cx1="http://schemas.microsoft.com/office/drawing/2015/9/8/chartex" xmlns:mc="http://schemas.openxmlformats.org/markup-compatibility/2006" xmlns:o="urn:schemas-microsoft-com:office:office" xmlns:r="http://schemas.openxmlformats.org/officeDocument/2006/relationships" xmlns:m="http://schemas.openxmlformats.org/officeDocument/2006/math" xmlns:v="urn:schemas-microsoft-com:vml" xmlns:wp14="http://schemas.microsoft.com/office/word/2010/wordprocessingDrawing" xmlns:wp="http://schemas.openxmlformats.org/drawingml/2006/wordprocessingDrawing" xmlns:w10="urn:schemas-microsoft-com:office:word" xmlns:w="http://schemas.openxmlformats.org/wordprocessingml/2006/main" xmlns:w14="http://schemas.microsoft.com/office/word/2010/wordml" xmlns:w15="http://schemas.microsoft.com/office/word/2012/wordml" xmlns:w16se="http://schemas.microsoft.com/office/word/2015/wordml/symex" xmlns:wpg="http://schemas.microsoft.com/office/word/2010/wordprocessingGroup" xmlns:wpi="http://schemas.microsoft.com/office/word/2010/wordprocessingInk" xmlns:wne="http://schemas.microsoft.com/office/word/2006/wordml" xmlns:wps="http://schemas.microsoft.com/office/word/2010/wordprocessingShape" mc:Ignorable="w14 w15 w16se wp14">
+  <w:endnote w:type="separator" w:id="-1">
     <w:p>
       <w:pPr>
         <w:spacing w:line="240" w:lineRule="auto"/>
@@ -1879,7 +1837,7 @@
       </w:r>
     </w:p>
   </w:endnote>
-  <w:endnote w:type="continuationSeparator" w:id="1">
+  <w:endnote w:type="continuationSeparator" w:id="0">
     <w:p>
       <w:pPr>
         <w:spacing w:line="240" w:lineRule="auto"/>
@@ -1893,21 +1851,21 @@
 </file>
 
 <file path=word/footnotes.xml><?xml version="1.0" encoding="utf-8"?>
-<w:footnotes xmlns:wpc="http://schemas.microsoft.com/office/word/2010/wordprocessingCanvas" xmlns:mc="http://schemas.openxmlformats.org/markup-compatibility/2006" xmlns:o="urn:schemas-microsoft-com:office:office" xmlns:r="http://schemas.openxmlformats.org/officeDocument/2006/relationships" xmlns:m="http://schemas.openxmlformats.org/officeDocument/2006/math" xmlns:v="urn:schemas-microsoft-com:vml" xmlns:wp14="http://schemas.microsoft.com/office/word/2010/wordprocessingDrawing" xmlns:wp="http://schemas.openxmlformats.org/drawingml/2006/wordprocessingDrawing" xmlns:w="http://schemas.openxmlformats.org/wordprocessingml/2006/main" xmlns:w14="http://schemas.microsoft.com/office/word/2010/wordml" xmlns:w15="http://schemas.microsoft.com/office/word/2012/wordml" xmlns:w10="urn:schemas-microsoft-com:office:word" xmlns:wpg="http://schemas.microsoft.com/office/word/2010/wordprocessingGroup" xmlns:wpi="http://schemas.microsoft.com/office/word/2010/wordprocessingInk" xmlns:wne="http://schemas.microsoft.com/office/word/2006/wordml" xmlns:wps="http://schemas.microsoft.com/office/word/2010/wordprocessingShape" xmlns:wpsCustomData="http://www.wps.cn/officeDocument/2013/wpsCustomData" mc:Ignorable="w14 w15 wp14">
-  <w:footnote w:type="separator" w:id="0">
+<w:footnotes xmlns:wpc="http://schemas.microsoft.com/office/word/2010/wordprocessingCanvas" xmlns:cx="http://schemas.microsoft.com/office/drawing/2014/chartex" xmlns:cx1="http://schemas.microsoft.com/office/drawing/2015/9/8/chartex" xmlns:mc="http://schemas.openxmlformats.org/markup-compatibility/2006" xmlns:o="urn:schemas-microsoft-com:office:office" xmlns:r="http://schemas.openxmlformats.org/officeDocument/2006/relationships" xmlns:m="http://schemas.openxmlformats.org/officeDocument/2006/math" xmlns:v="urn:schemas-microsoft-com:vml" xmlns:wp14="http://schemas.microsoft.com/office/word/2010/wordprocessingDrawing" xmlns:wp="http://schemas.openxmlformats.org/drawingml/2006/wordprocessingDrawing" xmlns:w10="urn:schemas-microsoft-com:office:word" xmlns:w="http://schemas.openxmlformats.org/wordprocessingml/2006/main" xmlns:w14="http://schemas.microsoft.com/office/word/2010/wordml" xmlns:w15="http://schemas.microsoft.com/office/word/2012/wordml" xmlns:w16se="http://schemas.microsoft.com/office/word/2015/wordml/symex" xmlns:wpg="http://schemas.microsoft.com/office/word/2010/wordprocessingGroup" xmlns:wpi="http://schemas.microsoft.com/office/word/2010/wordprocessingInk" xmlns:wne="http://schemas.microsoft.com/office/word/2006/wordml" xmlns:wps="http://schemas.microsoft.com/office/word/2010/wordprocessingShape" mc:Ignorable="w14 w15 w16se wp14">
+  <w:footnote w:type="separator" w:id="-1">
     <w:p>
       <w:pPr>
-        <w:spacing w:before="0" w:after="0" w:line="259" w:lineRule="auto"/>
+        <w:spacing w:line="240" w:lineRule="auto"/>
       </w:pPr>
       <w:r>
         <w:separator/>
       </w:r>
     </w:p>
   </w:footnote>
-  <w:footnote w:type="continuationSeparator" w:id="1">
+  <w:footnote w:type="continuationSeparator" w:id="0">
     <w:p>
       <w:pPr>
-        <w:spacing w:before="0" w:after="0" w:line="259" w:lineRule="auto"/>
+        <w:spacing w:line="240" w:lineRule="auto"/>
       </w:pPr>
       <w:r>
         <w:continuationSeparator/>
@@ -1918,14 +1876,17 @@
 </file>
 
 <file path=word/header1.xml><?xml version="1.0" encoding="utf-8"?>
-<w:hdr xmlns:wpc="http://schemas.microsoft.com/office/word/2010/wordprocessingCanvas" xmlns:mc="http://schemas.openxmlformats.org/markup-compatibility/2006" xmlns:o="urn:schemas-microsoft-com:office:office" xmlns:r="http://schemas.openxmlformats.org/officeDocument/2006/relationships" xmlns:m="http://schemas.openxmlformats.org/officeDocument/2006/math" xmlns:v="urn:schemas-microsoft-com:vml" xmlns:wp14="http://schemas.microsoft.com/office/word/2010/wordprocessingDrawing" xmlns:wp="http://schemas.openxmlformats.org/drawingml/2006/wordprocessingDrawing" xmlns:w10="urn:schemas-microsoft-com:office:word" xmlns:w="http://schemas.openxmlformats.org/wordprocessingml/2006/main" xmlns:w14="http://schemas.microsoft.com/office/word/2010/wordml" xmlns:w15="http://schemas.microsoft.com/office/word/2012/wordml" xmlns:wpg="http://schemas.microsoft.com/office/word/2010/wordprocessingGroup" xmlns:wpi="http://schemas.microsoft.com/office/word/2010/wordprocessingInk" xmlns:wne="http://schemas.microsoft.com/office/word/2006/wordml" xmlns:wps="http://schemas.microsoft.com/office/word/2010/wordprocessingShape" xmlns:wpsCustomData="http://www.wps.cn/officeDocument/2013/wpsCustomData" mc:Ignorable="w14 w15 wp14">
+<w:hdr xmlns:wpc="http://schemas.microsoft.com/office/word/2010/wordprocessingCanvas" xmlns:cx="http://schemas.microsoft.com/office/drawing/2014/chartex" xmlns:cx1="http://schemas.microsoft.com/office/drawing/2015/9/8/chartex" xmlns:mc="http://schemas.openxmlformats.org/markup-compatibility/2006" xmlns:o="urn:schemas-microsoft-com:office:office" xmlns:r="http://schemas.openxmlformats.org/officeDocument/2006/relationships" xmlns:m="http://schemas.openxmlformats.org/officeDocument/2006/math" xmlns:v="urn:schemas-microsoft-com:vml" xmlns:wp14="http://schemas.microsoft.com/office/word/2010/wordprocessingDrawing" xmlns:wp="http://schemas.openxmlformats.org/drawingml/2006/wordprocessingDrawing" xmlns:w10="urn:schemas-microsoft-com:office:word" xmlns:w="http://schemas.openxmlformats.org/wordprocessingml/2006/main" xmlns:w14="http://schemas.microsoft.com/office/word/2010/wordml" xmlns:w15="http://schemas.microsoft.com/office/word/2012/wordml" xmlns:w16se="http://schemas.microsoft.com/office/word/2015/wordml/symex" xmlns:wpg="http://schemas.microsoft.com/office/word/2010/wordprocessingGroup" xmlns:wpi="http://schemas.microsoft.com/office/word/2010/wordprocessingInk" xmlns:wne="http://schemas.microsoft.com/office/word/2006/wordml" xmlns:wps="http://schemas.microsoft.com/office/word/2010/wordprocessingShape" mc:Ignorable="w14 w15 w16se wp14">
   <w:p>
     <w:pPr>
       <w:ind w:left="2291"/>
     </w:pPr>
     <w:r>
+      <w:rPr>
+        <w:noProof/>
+      </w:rPr>
       <w:drawing>
-        <wp:anchor distT="0" distB="0" distL="114300" distR="114300" simplePos="0" relativeHeight="251661312" behindDoc="0" locked="0" layoutInCell="1" allowOverlap="0">
+        <wp:anchor distT="0" distB="0" distL="114300" distR="114300" simplePos="0" relativeHeight="251658240" behindDoc="0" locked="0" layoutInCell="1" allowOverlap="0">
           <wp:simplePos x="0" y="0"/>
           <wp:positionH relativeFrom="page">
             <wp:posOffset>448310</wp:posOffset>
@@ -1933,110 +1894,7 @@
           <wp:positionV relativeFrom="page">
             <wp:posOffset>122555</wp:posOffset>
           </wp:positionV>
-          <wp:extent cx="1804035" cy="741045"/>
-          <wp:effectExtent l="0" t="0" r="0" b="0"/>
-          <wp:wrapSquare wrapText="bothSides"/>
-          <wp:docPr id="1" name="Picture 1"/>
-          <wp:cNvGraphicFramePr/>
-          <a:graphic xmlns:a="http://schemas.openxmlformats.org/drawingml/2006/main">
-            <a:graphicData uri="http://schemas.openxmlformats.org/drawingml/2006/picture">
-              <pic:pic xmlns:pic="http://schemas.openxmlformats.org/drawingml/2006/picture">
-                <pic:nvPicPr>
-                  <pic:cNvPr id="1" name="Picture 1"/>
-                  <pic:cNvPicPr/>
-                </pic:nvPicPr>
-                <pic:blipFill>
-                  <a:blip r:embed="rId1"/>
-                  <a:stretch>
-                    <a:fillRect/>
-                  </a:stretch>
-                </pic:blipFill>
-                <pic:spPr>
-                  <a:xfrm>
-                    <a:off x="0" y="0"/>
-                    <a:ext cx="1804289" cy="741045"/>
-                  </a:xfrm>
-                  <a:prstGeom prst="rect">
-                    <a:avLst/>
-                  </a:prstGeom>
-                </pic:spPr>
-              </pic:pic>
-            </a:graphicData>
-          </a:graphic>
-        </wp:anchor>
-      </w:drawing>
-    </w:r>
-    <w:r>
-      <w:drawing>
-        <wp:anchor distT="0" distB="0" distL="114300" distR="114300" simplePos="0" relativeHeight="251662336" behindDoc="0" locked="0" layoutInCell="1" allowOverlap="0">
-          <wp:simplePos x="0" y="0"/>
-          <wp:positionH relativeFrom="page">
-            <wp:posOffset>6124575</wp:posOffset>
-          </wp:positionH>
-          <wp:positionV relativeFrom="page">
-            <wp:posOffset>372110</wp:posOffset>
-          </wp:positionV>
-          <wp:extent cx="1072515" cy="290830"/>
-          <wp:effectExtent l="0" t="0" r="0" b="0"/>
-          <wp:wrapSquare wrapText="bothSides"/>
-          <wp:docPr id="2" name="Picture 2"/>
-          <wp:cNvGraphicFramePr/>
-          <a:graphic xmlns:a="http://schemas.openxmlformats.org/drawingml/2006/main">
-            <a:graphicData uri="http://schemas.openxmlformats.org/drawingml/2006/picture">
-              <pic:pic xmlns:pic="http://schemas.openxmlformats.org/drawingml/2006/picture">
-                <pic:nvPicPr>
-                  <pic:cNvPr id="2" name="Picture 2"/>
-                  <pic:cNvPicPr/>
-                </pic:nvPicPr>
-                <pic:blipFill>
-                  <a:blip r:embed="rId2"/>
-                  <a:stretch>
-                    <a:fillRect/>
-                  </a:stretch>
-                </pic:blipFill>
-                <pic:spPr>
-                  <a:xfrm>
-                    <a:off x="0" y="0"/>
-                    <a:ext cx="1072426" cy="290830"/>
-                  </a:xfrm>
-                  <a:prstGeom prst="rect">
-                    <a:avLst/>
-                  </a:prstGeom>
-                </pic:spPr>
-              </pic:pic>
-            </a:graphicData>
-          </a:graphic>
-        </wp:anchor>
-      </w:drawing>
-    </w:r>
-    <w:r>
-      <w:rPr>
-        <w:rFonts w:ascii="Calibri" w:hAnsi="Calibri" w:eastAsia="Calibri" w:cs="Calibri"/>
-        <w:sz w:val="22"/>
-      </w:rPr>
-      <w:t xml:space="preserve"> </w:t>
-    </w:r>
-  </w:p>
-</w:hdr>
-</file>
-
-<file path=word/header2.xml><?xml version="1.0" encoding="utf-8"?>
-<w:hdr xmlns:wpc="http://schemas.microsoft.com/office/word/2010/wordprocessingCanvas" xmlns:mc="http://schemas.openxmlformats.org/markup-compatibility/2006" xmlns:o="urn:schemas-microsoft-com:office:office" xmlns:r="http://schemas.openxmlformats.org/officeDocument/2006/relationships" xmlns:m="http://schemas.openxmlformats.org/officeDocument/2006/math" xmlns:v="urn:schemas-microsoft-com:vml" xmlns:wp14="http://schemas.microsoft.com/office/word/2010/wordprocessingDrawing" xmlns:wp="http://schemas.openxmlformats.org/drawingml/2006/wordprocessingDrawing" xmlns:w10="urn:schemas-microsoft-com:office:word" xmlns:w="http://schemas.openxmlformats.org/wordprocessingml/2006/main" xmlns:w14="http://schemas.microsoft.com/office/word/2010/wordml" xmlns:w15="http://schemas.microsoft.com/office/word/2012/wordml" xmlns:wpg="http://schemas.microsoft.com/office/word/2010/wordprocessingGroup" xmlns:wpi="http://schemas.microsoft.com/office/word/2010/wordprocessingInk" xmlns:wne="http://schemas.microsoft.com/office/word/2006/wordml" xmlns:wps="http://schemas.microsoft.com/office/word/2010/wordprocessingShape" xmlns:wpsCustomData="http://www.wps.cn/officeDocument/2013/wpsCustomData" mc:Ignorable="w14 w15 wp14">
-  <w:p>
-    <w:pPr>
-      <w:ind w:left="2291"/>
-    </w:pPr>
-    <w:r>
-      <w:drawing>
-        <wp:anchor distT="0" distB="0" distL="114300" distR="114300" simplePos="0" relativeHeight="251659264" behindDoc="0" locked="0" layoutInCell="1" allowOverlap="0">
-          <wp:simplePos x="0" y="0"/>
-          <wp:positionH relativeFrom="page">
-            <wp:posOffset>448310</wp:posOffset>
-          </wp:positionH>
-          <wp:positionV relativeFrom="page">
-            <wp:posOffset>122555</wp:posOffset>
-          </wp:positionV>
-          <wp:extent cx="1804035" cy="741045"/>
+          <wp:extent cx="1804289" cy="741045"/>
           <wp:effectExtent l="0" t="0" r="0" b="0"/>
           <wp:wrapSquare wrapText="bothSides"/>
           <wp:docPr id="10" name="Picture 10"/>
@@ -2070,8 +1928,11 @@
       </w:drawing>
     </w:r>
     <w:r>
+      <w:rPr>
+        <w:noProof/>
+      </w:rPr>
       <w:drawing>
-        <wp:anchor distT="0" distB="0" distL="114300" distR="114300" simplePos="0" relativeHeight="251660288" behindDoc="0" locked="0" layoutInCell="1" allowOverlap="0">
+        <wp:anchor distT="0" distB="0" distL="114300" distR="114300" simplePos="0" relativeHeight="251659264" behindDoc="0" locked="0" layoutInCell="1" allowOverlap="0">
           <wp:simplePos x="0" y="0"/>
           <wp:positionH relativeFrom="page">
             <wp:posOffset>6124575</wp:posOffset>
@@ -2079,7 +1940,7 @@
           <wp:positionV relativeFrom="page">
             <wp:posOffset>372110</wp:posOffset>
           </wp:positionV>
-          <wp:extent cx="1072515" cy="290830"/>
+          <wp:extent cx="1072426" cy="290830"/>
           <wp:effectExtent l="0" t="0" r="0" b="0"/>
           <wp:wrapSquare wrapText="bothSides"/>
           <wp:docPr id="12" name="Picture 12"/>
@@ -2114,7 +1975,7 @@
     </w:r>
     <w:r>
       <w:rPr>
-        <w:rFonts w:ascii="Calibri" w:hAnsi="Calibri" w:eastAsia="Calibri" w:cs="Calibri"/>
+        <w:rFonts w:ascii="Calibri" w:eastAsia="Calibri" w:hAnsi="Calibri" w:cs="Calibri"/>
         <w:sz w:val="22"/>
       </w:rPr>
       <w:t xml:space="preserve"> </w:t>
@@ -2123,15 +1984,18 @@
 </w:hdr>
 </file>
 
-<file path=word/header3.xml><?xml version="1.0" encoding="utf-8"?>
-<w:hdr xmlns:wpc="http://schemas.microsoft.com/office/word/2010/wordprocessingCanvas" xmlns:mc="http://schemas.openxmlformats.org/markup-compatibility/2006" xmlns:o="urn:schemas-microsoft-com:office:office" xmlns:r="http://schemas.openxmlformats.org/officeDocument/2006/relationships" xmlns:m="http://schemas.openxmlformats.org/officeDocument/2006/math" xmlns:v="urn:schemas-microsoft-com:vml" xmlns:wp14="http://schemas.microsoft.com/office/word/2010/wordprocessingDrawing" xmlns:wp="http://schemas.openxmlformats.org/drawingml/2006/wordprocessingDrawing" xmlns:w10="urn:schemas-microsoft-com:office:word" xmlns:w="http://schemas.openxmlformats.org/wordprocessingml/2006/main" xmlns:w14="http://schemas.microsoft.com/office/word/2010/wordml" xmlns:w15="http://schemas.microsoft.com/office/word/2012/wordml" xmlns:wpg="http://schemas.microsoft.com/office/word/2010/wordprocessingGroup" xmlns:wpi="http://schemas.microsoft.com/office/word/2010/wordprocessingInk" xmlns:wne="http://schemas.microsoft.com/office/word/2006/wordml" xmlns:wps="http://schemas.microsoft.com/office/word/2010/wordprocessingShape" xmlns:wpsCustomData="http://www.wps.cn/officeDocument/2013/wpsCustomData" mc:Ignorable="w14 w15 wp14">
+<file path=word/header2.xml><?xml version="1.0" encoding="utf-8"?>
+<w:hdr xmlns:wpc="http://schemas.microsoft.com/office/word/2010/wordprocessingCanvas" xmlns:cx="http://schemas.microsoft.com/office/drawing/2014/chartex" xmlns:cx1="http://schemas.microsoft.com/office/drawing/2015/9/8/chartex" xmlns:mc="http://schemas.openxmlformats.org/markup-compatibility/2006" xmlns:o="urn:schemas-microsoft-com:office:office" xmlns:r="http://schemas.openxmlformats.org/officeDocument/2006/relationships" xmlns:m="http://schemas.openxmlformats.org/officeDocument/2006/math" xmlns:v="urn:schemas-microsoft-com:vml" xmlns:wp14="http://schemas.microsoft.com/office/word/2010/wordprocessingDrawing" xmlns:wp="http://schemas.openxmlformats.org/drawingml/2006/wordprocessingDrawing" xmlns:w10="urn:schemas-microsoft-com:office:word" xmlns:w="http://schemas.openxmlformats.org/wordprocessingml/2006/main" xmlns:w14="http://schemas.microsoft.com/office/word/2010/wordml" xmlns:w15="http://schemas.microsoft.com/office/word/2012/wordml" xmlns:w16se="http://schemas.microsoft.com/office/word/2015/wordml/symex" xmlns:wpg="http://schemas.microsoft.com/office/word/2010/wordprocessingGroup" xmlns:wpi="http://schemas.microsoft.com/office/word/2010/wordprocessingInk" xmlns:wne="http://schemas.microsoft.com/office/word/2006/wordml" xmlns:wps="http://schemas.microsoft.com/office/word/2010/wordprocessingShape" mc:Ignorable="w14 w15 w16se wp14">
   <w:p>
     <w:pPr>
       <w:ind w:left="2291"/>
     </w:pPr>
     <w:r>
+      <w:rPr>
+        <w:noProof/>
+      </w:rPr>
       <w:drawing>
-        <wp:anchor distT="0" distB="0" distL="114300" distR="114300" simplePos="0" relativeHeight="251663360" behindDoc="0" locked="0" layoutInCell="1" allowOverlap="0">
+        <wp:anchor distT="0" distB="0" distL="114300" distR="114300" simplePos="0" relativeHeight="251660288" behindDoc="0" locked="0" layoutInCell="1" allowOverlap="0">
           <wp:simplePos x="0" y="0"/>
           <wp:positionH relativeFrom="page">
             <wp:posOffset>448310</wp:posOffset>
@@ -2139,16 +2003,16 @@
           <wp:positionV relativeFrom="page">
             <wp:posOffset>122555</wp:posOffset>
           </wp:positionV>
-          <wp:extent cx="1804035" cy="741045"/>
+          <wp:extent cx="1804289" cy="741045"/>
           <wp:effectExtent l="0" t="0" r="0" b="0"/>
           <wp:wrapSquare wrapText="bothSides"/>
-          <wp:docPr id="3" name="Picture 3"/>
+          <wp:docPr id="1" name="Picture 1"/>
           <wp:cNvGraphicFramePr/>
           <a:graphic xmlns:a="http://schemas.openxmlformats.org/drawingml/2006/main">
             <a:graphicData uri="http://schemas.openxmlformats.org/drawingml/2006/picture">
               <pic:pic xmlns:pic="http://schemas.openxmlformats.org/drawingml/2006/picture">
                 <pic:nvPicPr>
-                  <pic:cNvPr id="3" name="Picture 3"/>
+                  <pic:cNvPr id="10" name="Picture 10"/>
                   <pic:cNvPicPr/>
                 </pic:nvPicPr>
                 <pic:blipFill>
@@ -2173,8 +2037,11 @@
       </w:drawing>
     </w:r>
     <w:r>
+      <w:rPr>
+        <w:noProof/>
+      </w:rPr>
       <w:drawing>
-        <wp:anchor distT="0" distB="0" distL="114300" distR="114300" simplePos="0" relativeHeight="251664384" behindDoc="0" locked="0" layoutInCell="1" allowOverlap="0">
+        <wp:anchor distT="0" distB="0" distL="114300" distR="114300" simplePos="0" relativeHeight="251661312" behindDoc="0" locked="0" layoutInCell="1" allowOverlap="0">
           <wp:simplePos x="0" y="0"/>
           <wp:positionH relativeFrom="page">
             <wp:posOffset>6124575</wp:posOffset>
@@ -2182,16 +2049,16 @@
           <wp:positionV relativeFrom="page">
             <wp:posOffset>372110</wp:posOffset>
           </wp:positionV>
-          <wp:extent cx="1072515" cy="290830"/>
+          <wp:extent cx="1072426" cy="290830"/>
           <wp:effectExtent l="0" t="0" r="0" b="0"/>
           <wp:wrapSquare wrapText="bothSides"/>
-          <wp:docPr id="4" name="Picture 4"/>
+          <wp:docPr id="2" name="Picture 2"/>
           <wp:cNvGraphicFramePr/>
           <a:graphic xmlns:a="http://schemas.openxmlformats.org/drawingml/2006/main">
             <a:graphicData uri="http://schemas.openxmlformats.org/drawingml/2006/picture">
               <pic:pic xmlns:pic="http://schemas.openxmlformats.org/drawingml/2006/picture">
                 <pic:nvPicPr>
-                  <pic:cNvPr id="4" name="Picture 4"/>
+                  <pic:cNvPr id="12" name="Picture 12"/>
                   <pic:cNvPicPr/>
                 </pic:nvPicPr>
                 <pic:blipFill>
@@ -2217,7 +2084,116 @@
     </w:r>
     <w:r>
       <w:rPr>
-        <w:rFonts w:ascii="Calibri" w:hAnsi="Calibri" w:eastAsia="Calibri" w:cs="Calibri"/>
+        <w:rFonts w:ascii="Calibri" w:eastAsia="Calibri" w:hAnsi="Calibri" w:cs="Calibri"/>
+        <w:sz w:val="22"/>
+      </w:rPr>
+      <w:t xml:space="preserve"> </w:t>
+    </w:r>
+  </w:p>
+</w:hdr>
+</file>
+
+<file path=word/header3.xml><?xml version="1.0" encoding="utf-8"?>
+<w:hdr xmlns:wpc="http://schemas.microsoft.com/office/word/2010/wordprocessingCanvas" xmlns:cx="http://schemas.microsoft.com/office/drawing/2014/chartex" xmlns:cx1="http://schemas.microsoft.com/office/drawing/2015/9/8/chartex" xmlns:mc="http://schemas.openxmlformats.org/markup-compatibility/2006" xmlns:o="urn:schemas-microsoft-com:office:office" xmlns:r="http://schemas.openxmlformats.org/officeDocument/2006/relationships" xmlns:m="http://schemas.openxmlformats.org/officeDocument/2006/math" xmlns:v="urn:schemas-microsoft-com:vml" xmlns:wp14="http://schemas.microsoft.com/office/word/2010/wordprocessingDrawing" xmlns:wp="http://schemas.openxmlformats.org/drawingml/2006/wordprocessingDrawing" xmlns:w10="urn:schemas-microsoft-com:office:word" xmlns:w="http://schemas.openxmlformats.org/wordprocessingml/2006/main" xmlns:w14="http://schemas.microsoft.com/office/word/2010/wordml" xmlns:w15="http://schemas.microsoft.com/office/word/2012/wordml" xmlns:w16se="http://schemas.microsoft.com/office/word/2015/wordml/symex" xmlns:wpg="http://schemas.microsoft.com/office/word/2010/wordprocessingGroup" xmlns:wpi="http://schemas.microsoft.com/office/word/2010/wordprocessingInk" xmlns:wne="http://schemas.microsoft.com/office/word/2006/wordml" xmlns:wps="http://schemas.microsoft.com/office/word/2010/wordprocessingShape" mc:Ignorable="w14 w15 w16se wp14">
+  <w:p>
+    <w:pPr>
+      <w:ind w:left="2291"/>
+    </w:pPr>
+    <w:r>
+      <w:rPr>
+        <w:noProof/>
+      </w:rPr>
+      <w:drawing>
+        <wp:anchor distT="0" distB="0" distL="114300" distR="114300" simplePos="0" relativeHeight="251662336" behindDoc="0" locked="0" layoutInCell="1" allowOverlap="0">
+          <wp:simplePos x="0" y="0"/>
+          <wp:positionH relativeFrom="page">
+            <wp:posOffset>448310</wp:posOffset>
+          </wp:positionH>
+          <wp:positionV relativeFrom="page">
+            <wp:posOffset>122555</wp:posOffset>
+          </wp:positionV>
+          <wp:extent cx="1804289" cy="741045"/>
+          <wp:effectExtent l="0" t="0" r="0" b="0"/>
+          <wp:wrapSquare wrapText="bothSides"/>
+          <wp:docPr id="3" name="Picture 3"/>
+          <wp:cNvGraphicFramePr/>
+          <a:graphic xmlns:a="http://schemas.openxmlformats.org/drawingml/2006/main">
+            <a:graphicData uri="http://schemas.openxmlformats.org/drawingml/2006/picture">
+              <pic:pic xmlns:pic="http://schemas.openxmlformats.org/drawingml/2006/picture">
+                <pic:nvPicPr>
+                  <pic:cNvPr id="10" name="Picture 10"/>
+                  <pic:cNvPicPr/>
+                </pic:nvPicPr>
+                <pic:blipFill>
+                  <a:blip r:embed="rId1"/>
+                  <a:stretch>
+                    <a:fillRect/>
+                  </a:stretch>
+                </pic:blipFill>
+                <pic:spPr>
+                  <a:xfrm>
+                    <a:off x="0" y="0"/>
+                    <a:ext cx="1804289" cy="741045"/>
+                  </a:xfrm>
+                  <a:prstGeom prst="rect">
+                    <a:avLst/>
+                  </a:prstGeom>
+                </pic:spPr>
+              </pic:pic>
+            </a:graphicData>
+          </a:graphic>
+        </wp:anchor>
+      </w:drawing>
+    </w:r>
+    <w:r>
+      <w:rPr>
+        <w:noProof/>
+      </w:rPr>
+      <w:drawing>
+        <wp:anchor distT="0" distB="0" distL="114300" distR="114300" simplePos="0" relativeHeight="251663360" behindDoc="0" locked="0" layoutInCell="1" allowOverlap="0">
+          <wp:simplePos x="0" y="0"/>
+          <wp:positionH relativeFrom="page">
+            <wp:posOffset>6124575</wp:posOffset>
+          </wp:positionH>
+          <wp:positionV relativeFrom="page">
+            <wp:posOffset>372110</wp:posOffset>
+          </wp:positionV>
+          <wp:extent cx="1072426" cy="290830"/>
+          <wp:effectExtent l="0" t="0" r="0" b="0"/>
+          <wp:wrapSquare wrapText="bothSides"/>
+          <wp:docPr id="4" name="Picture 4"/>
+          <wp:cNvGraphicFramePr/>
+          <a:graphic xmlns:a="http://schemas.openxmlformats.org/drawingml/2006/main">
+            <a:graphicData uri="http://schemas.openxmlformats.org/drawingml/2006/picture">
+              <pic:pic xmlns:pic="http://schemas.openxmlformats.org/drawingml/2006/picture">
+                <pic:nvPicPr>
+                  <pic:cNvPr id="12" name="Picture 12"/>
+                  <pic:cNvPicPr/>
+                </pic:nvPicPr>
+                <pic:blipFill>
+                  <a:blip r:embed="rId2"/>
+                  <a:stretch>
+                    <a:fillRect/>
+                  </a:stretch>
+                </pic:blipFill>
+                <pic:spPr>
+                  <a:xfrm>
+                    <a:off x="0" y="0"/>
+                    <a:ext cx="1072426" cy="290830"/>
+                  </a:xfrm>
+                  <a:prstGeom prst="rect">
+                    <a:avLst/>
+                  </a:prstGeom>
+                </pic:spPr>
+              </pic:pic>
+            </a:graphicData>
+          </a:graphic>
+        </wp:anchor>
+      </w:drawing>
+    </w:r>
+    <w:r>
+      <w:rPr>
+        <w:rFonts w:ascii="Calibri" w:eastAsia="Calibri" w:hAnsi="Calibri" w:cs="Calibri"/>
         <w:sz w:val="22"/>
       </w:rPr>
       <w:t xml:space="preserve"> </w:t>
@@ -2227,294 +2203,420 @@
 </file>
 
 <file path=word/styles.xml><?xml version="1.0" encoding="utf-8"?>
-<w:styles xmlns:mc="http://schemas.openxmlformats.org/markup-compatibility/2006" xmlns:o="urn:schemas-microsoft-com:office:office" xmlns:r="http://schemas.openxmlformats.org/officeDocument/2006/relationships" xmlns:m="http://schemas.openxmlformats.org/officeDocument/2006/math" xmlns:v="urn:schemas-microsoft-com:vml" xmlns:w="http://schemas.openxmlformats.org/wordprocessingml/2006/main" xmlns:w14="http://schemas.microsoft.com/office/word/2010/wordml" xmlns:w10="urn:schemas-microsoft-com:office:word" xmlns:sl="http://schemas.openxmlformats.org/schemaLibrary/2006/main" xmlns:wpsCustomData="http://www.wps.cn/officeDocument/2013/wpsCustomData" mc:Ignorable="w14">
+<w:styles xmlns:mc="http://schemas.openxmlformats.org/markup-compatibility/2006" xmlns:r="http://schemas.openxmlformats.org/officeDocument/2006/relationships" xmlns:w="http://schemas.openxmlformats.org/wordprocessingml/2006/main" xmlns:w14="http://schemas.microsoft.com/office/word/2010/wordml" xmlns:w15="http://schemas.microsoft.com/office/word/2012/wordml" xmlns:w16se="http://schemas.microsoft.com/office/word/2015/wordml/symex" mc:Ignorable="w14 w15 w16se">
   <w:docDefaults>
     <w:rPrDefault>
       <w:rPr>
-        <w:rFonts w:asciiTheme="minorHAnsi" w:hAnsiTheme="minorHAnsi" w:eastAsiaTheme="minorEastAsia" w:cstheme="minorBidi"/>
+        <w:rFonts w:asciiTheme="minorHAnsi" w:eastAsiaTheme="minorEastAsia" w:hAnsiTheme="minorHAnsi" w:cstheme="minorBidi"/>
+        <w:sz w:val="22"/>
+        <w:szCs w:val="22"/>
+        <w:lang w:val="en-IN" w:eastAsia="en-IN" w:bidi="ar-SA"/>
       </w:rPr>
     </w:rPrDefault>
-    <w:pPrDefault/>
+    <w:pPrDefault>
+      <w:pPr>
+        <w:spacing w:after="160" w:line="259" w:lineRule="auto"/>
+      </w:pPr>
+    </w:pPrDefault>
   </w:docDefaults>
-  <w:latentStyles w:count="260" w:defQFormat="0" w:defUnhideWhenUsed="1" w:defSemiHidden="1" w:defUIPriority="99" w:defLockedState="0">
-    <w:lsdException w:qFormat="1" w:unhideWhenUsed="0" w:uiPriority="0" w:semiHidden="0" w:name="Normal"/>
-    <w:lsdException w:qFormat="1" w:unhideWhenUsed="0" w:uiPriority="9" w:semiHidden="0" w:name="heading 1"/>
-    <w:lsdException w:qFormat="1" w:uiPriority="9" w:name="heading 2"/>
-    <w:lsdException w:qFormat="1" w:uiPriority="9" w:name="heading 3"/>
-    <w:lsdException w:qFormat="1" w:uiPriority="9" w:name="heading 4"/>
-    <w:lsdException w:qFormat="1" w:uiPriority="9" w:name="heading 5"/>
-    <w:lsdException w:qFormat="1" w:uiPriority="9" w:name="heading 6"/>
-    <w:lsdException w:qFormat="1" w:uiPriority="9" w:name="heading 7"/>
-    <w:lsdException w:qFormat="1" w:uiPriority="9" w:name="heading 8"/>
-    <w:lsdException w:qFormat="1" w:uiPriority="9" w:name="heading 9"/>
-    <w:lsdException w:uiPriority="99" w:name="index 1"/>
-    <w:lsdException w:uiPriority="99" w:name="index 2"/>
-    <w:lsdException w:uiPriority="99" w:name="index 3"/>
-    <w:lsdException w:uiPriority="99" w:name="index 4"/>
-    <w:lsdException w:uiPriority="99" w:name="index 5"/>
-    <w:lsdException w:uiPriority="99" w:name="index 6"/>
-    <w:lsdException w:uiPriority="99" w:name="index 7"/>
-    <w:lsdException w:uiPriority="99" w:name="index 8"/>
-    <w:lsdException w:uiPriority="99" w:name="index 9"/>
-    <w:lsdException w:uiPriority="39" w:name="toc 1"/>
-    <w:lsdException w:uiPriority="39" w:name="toc 2"/>
-    <w:lsdException w:uiPriority="39" w:name="toc 3"/>
-    <w:lsdException w:uiPriority="39" w:name="toc 4"/>
-    <w:lsdException w:uiPriority="39" w:name="toc 5"/>
-    <w:lsdException w:uiPriority="39" w:name="toc 6"/>
-    <w:lsdException w:uiPriority="39" w:name="toc 7"/>
-    <w:lsdException w:uiPriority="39" w:name="toc 8"/>
-    <w:lsdException w:uiPriority="39" w:name="toc 9"/>
-    <w:lsdException w:uiPriority="99" w:name="Normal Indent"/>
-    <w:lsdException w:uiPriority="99" w:name="footnote text"/>
-    <w:lsdException w:uiPriority="99" w:name="annotation text"/>
-    <w:lsdException w:uiPriority="99" w:name="header"/>
-    <w:lsdException w:uiPriority="99" w:name="footer"/>
-    <w:lsdException w:uiPriority="99" w:name="index heading"/>
-    <w:lsdException w:qFormat="1" w:uiPriority="35" w:name="caption"/>
-    <w:lsdException w:uiPriority="99" w:name="table of figures"/>
-    <w:lsdException w:uiPriority="99" w:name="envelope address"/>
-    <w:lsdException w:uiPriority="99" w:name="envelope return"/>
-    <w:lsdException w:uiPriority="99" w:name="footnote reference"/>
-    <w:lsdException w:uiPriority="99" w:name="annotation reference"/>
-    <w:lsdException w:uiPriority="99" w:name="line number"/>
-    <w:lsdException w:uiPriority="99" w:name="page number"/>
-    <w:lsdException w:uiPriority="99" w:name="endnote reference"/>
-    <w:lsdException w:uiPriority="99" w:name="endnote text"/>
-    <w:lsdException w:uiPriority="99" w:name="table of authorities"/>
-    <w:lsdException w:uiPriority="99" w:name="macro"/>
-    <w:lsdException w:uiPriority="99" w:name="toa heading"/>
-    <w:lsdException w:uiPriority="99" w:name="List"/>
-    <w:lsdException w:uiPriority="99" w:name="List Bullet"/>
-    <w:lsdException w:uiPriority="99" w:name="List Number"/>
-    <w:lsdException w:uiPriority="99" w:name="List 2"/>
-    <w:lsdException w:uiPriority="99" w:name="List 3"/>
-    <w:lsdException w:uiPriority="99" w:name="List 4"/>
-    <w:lsdException w:uiPriority="99" w:name="List 5"/>
-    <w:lsdException w:uiPriority="99" w:name="List Bullet 2"/>
-    <w:lsdException w:uiPriority="99" w:name="List Bullet 3"/>
-    <w:lsdException w:uiPriority="99" w:name="List Bullet 4"/>
-    <w:lsdException w:uiPriority="99" w:name="List Bullet 5"/>
-    <w:lsdException w:uiPriority="99" w:name="List Number 2"/>
-    <w:lsdException w:uiPriority="99" w:name="List Number 3"/>
-    <w:lsdException w:uiPriority="99" w:name="List Number 4"/>
-    <w:lsdException w:uiPriority="99" w:name="List Number 5"/>
-    <w:lsdException w:qFormat="1" w:unhideWhenUsed="0" w:uiPriority="10" w:semiHidden="0" w:name="Title"/>
-    <w:lsdException w:uiPriority="99" w:name="Closing"/>
-    <w:lsdException w:uiPriority="99" w:name="Signature"/>
-    <w:lsdException w:qFormat="1" w:uiPriority="1" w:name="Default Paragraph Font"/>
-    <w:lsdException w:uiPriority="99" w:name="Body Text"/>
-    <w:lsdException w:uiPriority="99" w:name="Body Text Indent"/>
-    <w:lsdException w:uiPriority="99" w:name="List Continue"/>
-    <w:lsdException w:uiPriority="99" w:name="List Continue 2"/>
-    <w:lsdException w:uiPriority="99" w:name="List Continue 3"/>
-    <w:lsdException w:uiPriority="99" w:name="List Continue 4"/>
-    <w:lsdException w:uiPriority="99" w:name="List Continue 5"/>
-    <w:lsdException w:uiPriority="99" w:name="Message Header"/>
-    <w:lsdException w:qFormat="1" w:unhideWhenUsed="0" w:uiPriority="11" w:semiHidden="0" w:name="Subtitle"/>
-    <w:lsdException w:uiPriority="99" w:name="Salutation"/>
-    <w:lsdException w:uiPriority="99" w:name="Date"/>
-    <w:lsdException w:uiPriority="99" w:name="Body Text First Indent"/>
-    <w:lsdException w:uiPriority="99" w:name="Body Text First Indent 2"/>
-    <w:lsdException w:uiPriority="99" w:name="Note Heading"/>
-    <w:lsdException w:uiPriority="99" w:name="Body Text 2"/>
-    <w:lsdException w:uiPriority="99" w:name="Body Text 3"/>
-    <w:lsdException w:uiPriority="99" w:name="Body Text Indent 2"/>
-    <w:lsdException w:uiPriority="99" w:name="Body Text Indent 3"/>
-    <w:lsdException w:uiPriority="99" w:name="Block Text"/>
-    <w:lsdException w:uiPriority="99" w:name="Hyperlink"/>
-    <w:lsdException w:uiPriority="99" w:name="FollowedHyperlink"/>
-    <w:lsdException w:qFormat="1" w:unhideWhenUsed="0" w:uiPriority="22" w:semiHidden="0" w:name="Strong"/>
-    <w:lsdException w:qFormat="1" w:unhideWhenUsed="0" w:uiPriority="20" w:semiHidden="0" w:name="Emphasis"/>
-    <w:lsdException w:uiPriority="99" w:name="Document Map"/>
-    <w:lsdException w:uiPriority="99" w:name="Plain Text"/>
-    <w:lsdException w:uiPriority="99" w:name="E-mail Signature"/>
-    <w:lsdException w:uiPriority="99" w:name="Normal (Web)"/>
-    <w:lsdException w:uiPriority="99" w:name="HTML Acronym"/>
-    <w:lsdException w:uiPriority="99" w:name="HTML Address"/>
-    <w:lsdException w:uiPriority="99" w:name="HTML Cite"/>
-    <w:lsdException w:uiPriority="99" w:name="HTML Code"/>
-    <w:lsdException w:uiPriority="99" w:name="HTML Definition"/>
-    <w:lsdException w:uiPriority="99" w:name="HTML Keyboard"/>
-    <w:lsdException w:uiPriority="99" w:name="HTML Preformatted"/>
-    <w:lsdException w:uiPriority="99" w:name="HTML Sample"/>
-    <w:lsdException w:uiPriority="99" w:name="HTML Typewriter"/>
-    <w:lsdException w:uiPriority="99" w:name="HTML Variable"/>
-    <w:lsdException w:qFormat="1" w:uiPriority="99" w:name="Normal Table"/>
-    <w:lsdException w:uiPriority="99" w:name="annotation subject"/>
-    <w:lsdException w:uiPriority="99" w:name="Table Simple 1"/>
-    <w:lsdException w:uiPriority="99" w:name="Table Simple 2"/>
-    <w:lsdException w:uiPriority="99" w:name="Table Simple 3"/>
-    <w:lsdException w:uiPriority="99" w:name="Table Classic 1"/>
-    <w:lsdException w:uiPriority="99" w:name="Table Classic 2"/>
-    <w:lsdException w:uiPriority="99" w:name="Table Classic 3"/>
-    <w:lsdException w:uiPriority="99" w:name="Table Classic 4"/>
-    <w:lsdException w:uiPriority="99" w:name="Table Colorful 1"/>
-    <w:lsdException w:uiPriority="99" w:name="Table Colorful 2"/>
-    <w:lsdException w:uiPriority="99" w:name="Table Colorful 3"/>
-    <w:lsdException w:uiPriority="99" w:name="Table Columns 1"/>
-    <w:lsdException w:uiPriority="99" w:name="Table Columns 2"/>
-    <w:lsdException w:uiPriority="99" w:name="Table Columns 3"/>
-    <w:lsdException w:uiPriority="99" w:name="Table Columns 4"/>
-    <w:lsdException w:uiPriority="99" w:name="Table Columns 5"/>
-    <w:lsdException w:uiPriority="99" w:name="Table Grid 1"/>
-    <w:lsdException w:uiPriority="99" w:name="Table Grid 2"/>
-    <w:lsdException w:uiPriority="99" w:name="Table Grid 3"/>
-    <w:lsdException w:uiPriority="99" w:name="Table Grid 4"/>
-    <w:lsdException w:uiPriority="99" w:name="Table Grid 5"/>
-    <w:lsdException w:uiPriority="99" w:name="Table Grid 6"/>
-    <w:lsdException w:uiPriority="99" w:name="Table Grid 7"/>
-    <w:lsdException w:uiPriority="99" w:name="Table Grid 8"/>
-    <w:lsdException w:uiPriority="99" w:name="Table List 1"/>
-    <w:lsdException w:uiPriority="99" w:name="Table List 2"/>
-    <w:lsdException w:uiPriority="99" w:name="Table List 3"/>
-    <w:lsdException w:uiPriority="99" w:name="Table List 4"/>
-    <w:lsdException w:uiPriority="99" w:name="Table List 5"/>
-    <w:lsdException w:uiPriority="99" w:name="Table List 6"/>
-    <w:lsdException w:uiPriority="99" w:name="Table List 7"/>
-    <w:lsdException w:uiPriority="99" w:name="Table List 8"/>
-    <w:lsdException w:uiPriority="99" w:name="Table 3D effects 1"/>
-    <w:lsdException w:uiPriority="99" w:name="Table 3D effects 2"/>
-    <w:lsdException w:uiPriority="99" w:name="Table 3D effects 3"/>
-    <w:lsdException w:uiPriority="99" w:name="Table Contemporary"/>
-    <w:lsdException w:uiPriority="99" w:name="Table Elegant"/>
-    <w:lsdException w:uiPriority="99" w:name="Table Professional"/>
-    <w:lsdException w:uiPriority="99" w:name="Table Subtle 1"/>
-    <w:lsdException w:uiPriority="99" w:name="Table Subtle 2"/>
-    <w:lsdException w:uiPriority="99" w:name="Table Web 1"/>
-    <w:lsdException w:uiPriority="99" w:name="Table Web 2"/>
-    <w:lsdException w:uiPriority="99" w:name="Table Web 3"/>
-    <w:lsdException w:uiPriority="99" w:name="Balloon Text"/>
-    <w:lsdException w:unhideWhenUsed="0" w:uiPriority="39" w:semiHidden="0" w:name="Table Grid"/>
-    <w:lsdException w:uiPriority="99" w:name="Table Theme"/>
-    <w:lsdException w:unhideWhenUsed="0" w:uiPriority="60" w:semiHidden="0" w:name="Light Shading"/>
-    <w:lsdException w:unhideWhenUsed="0" w:uiPriority="61" w:semiHidden="0" w:name="Light List"/>
-    <w:lsdException w:unhideWhenUsed="0" w:uiPriority="62" w:semiHidden="0" w:name="Light Grid"/>
-    <w:lsdException w:unhideWhenUsed="0" w:uiPriority="63" w:semiHidden="0" w:name="Medium Shading 1"/>
-    <w:lsdException w:unhideWhenUsed="0" w:uiPriority="64" w:semiHidden="0" w:name="Medium Shading 2"/>
-    <w:lsdException w:unhideWhenUsed="0" w:uiPriority="65" w:semiHidden="0" w:name="Medium List 1"/>
-    <w:lsdException w:unhideWhenUsed="0" w:uiPriority="66" w:semiHidden="0" w:name="Medium List 2"/>
-    <w:lsdException w:unhideWhenUsed="0" w:uiPriority="67" w:semiHidden="0" w:name="Medium Grid 1"/>
-    <w:lsdException w:unhideWhenUsed="0" w:uiPriority="68" w:semiHidden="0" w:name="Medium Grid 2"/>
-    <w:lsdException w:unhideWhenUsed="0" w:uiPriority="69" w:semiHidden="0" w:name="Medium Grid 3"/>
-    <w:lsdException w:unhideWhenUsed="0" w:uiPriority="70" w:semiHidden="0" w:name="Dark List"/>
-    <w:lsdException w:unhideWhenUsed="0" w:uiPriority="71" w:semiHidden="0" w:name="Colorful Shading"/>
-    <w:lsdException w:unhideWhenUsed="0" w:uiPriority="72" w:semiHidden="0" w:name="Colorful List"/>
-    <w:lsdException w:unhideWhenUsed="0" w:uiPriority="73" w:semiHidden="0" w:name="Colorful Grid"/>
-    <w:lsdException w:unhideWhenUsed="0" w:uiPriority="60" w:semiHidden="0" w:name="Light Shading Accent 1"/>
-    <w:lsdException w:unhideWhenUsed="0" w:uiPriority="61" w:semiHidden="0" w:name="Light List Accent 1"/>
-    <w:lsdException w:unhideWhenUsed="0" w:uiPriority="62" w:semiHidden="0" w:name="Light Grid Accent 1"/>
-    <w:lsdException w:unhideWhenUsed="0" w:uiPriority="63" w:semiHidden="0" w:name="Medium Shading 1 Accent 1"/>
-    <w:lsdException w:unhideWhenUsed="0" w:uiPriority="64" w:semiHidden="0" w:name="Medium Shading 2 Accent 1"/>
-    <w:lsdException w:unhideWhenUsed="0" w:uiPriority="65" w:semiHidden="0" w:name="Medium List 1 Accent 1"/>
-    <w:lsdException w:unhideWhenUsed="0" w:uiPriority="66" w:semiHidden="0" w:name="Medium List 2 Accent 1"/>
-    <w:lsdException w:unhideWhenUsed="0" w:uiPriority="67" w:semiHidden="0" w:name="Medium Grid 1 Accent 1"/>
-    <w:lsdException w:unhideWhenUsed="0" w:uiPriority="68" w:semiHidden="0" w:name="Medium Grid 2 Accent 1"/>
-    <w:lsdException w:unhideWhenUsed="0" w:uiPriority="69" w:semiHidden="0" w:name="Medium Grid 3 Accent 1"/>
-    <w:lsdException w:unhideWhenUsed="0" w:uiPriority="70" w:semiHidden="0" w:name="Dark List Accent 1"/>
-    <w:lsdException w:unhideWhenUsed="0" w:uiPriority="71" w:semiHidden="0" w:name="Colorful Shading Accent 1"/>
-    <w:lsdException w:unhideWhenUsed="0" w:uiPriority="72" w:semiHidden="0" w:name="Colorful List Accent 1"/>
-    <w:lsdException w:unhideWhenUsed="0" w:uiPriority="73" w:semiHidden="0" w:name="Colorful Grid Accent 1"/>
-    <w:lsdException w:unhideWhenUsed="0" w:uiPriority="60" w:semiHidden="0" w:name="Light Shading Accent 2"/>
-    <w:lsdException w:unhideWhenUsed="0" w:uiPriority="61" w:semiHidden="0" w:name="Light List Accent 2"/>
-    <w:lsdException w:unhideWhenUsed="0" w:uiPriority="62" w:semiHidden="0" w:name="Light Grid Accent 2"/>
-    <w:lsdException w:unhideWhenUsed="0" w:uiPriority="63" w:semiHidden="0" w:name="Medium Shading 1 Accent 2"/>
-    <w:lsdException w:unhideWhenUsed="0" w:uiPriority="64" w:semiHidden="0" w:name="Medium Shading 2 Accent 2"/>
-    <w:lsdException w:unhideWhenUsed="0" w:uiPriority="65" w:semiHidden="0" w:name="Medium List 1 Accent 2"/>
-    <w:lsdException w:unhideWhenUsed="0" w:uiPriority="66" w:semiHidden="0" w:name="Medium List 2 Accent 2"/>
-    <w:lsdException w:unhideWhenUsed="0" w:uiPriority="67" w:semiHidden="0" w:name="Medium Grid 1 Accent 2"/>
-    <w:lsdException w:unhideWhenUsed="0" w:uiPriority="68" w:semiHidden="0" w:name="Medium Grid 2 Accent 2"/>
-    <w:lsdException w:unhideWhenUsed="0" w:uiPriority="69" w:semiHidden="0" w:name="Medium Grid 3 Accent 2"/>
-    <w:lsdException w:unhideWhenUsed="0" w:uiPriority="70" w:semiHidden="0" w:name="Dark List Accent 2"/>
-    <w:lsdException w:unhideWhenUsed="0" w:uiPriority="71" w:semiHidden="0" w:name="Colorful Shading Accent 2"/>
-    <w:lsdException w:unhideWhenUsed="0" w:uiPriority="72" w:semiHidden="0" w:name="Colorful List Accent 2"/>
-    <w:lsdException w:unhideWhenUsed="0" w:uiPriority="73" w:semiHidden="0" w:name="Colorful Grid Accent 2"/>
-    <w:lsdException w:unhideWhenUsed="0" w:uiPriority="60" w:semiHidden="0" w:name="Light Shading Accent 3"/>
-    <w:lsdException w:unhideWhenUsed="0" w:uiPriority="61" w:semiHidden="0" w:name="Light List Accent 3"/>
-    <w:lsdException w:unhideWhenUsed="0" w:uiPriority="62" w:semiHidden="0" w:name="Light Grid Accent 3"/>
-    <w:lsdException w:unhideWhenUsed="0" w:uiPriority="63" w:semiHidden="0" w:name="Medium Shading 1 Accent 3"/>
-    <w:lsdException w:unhideWhenUsed="0" w:uiPriority="64" w:semiHidden="0" w:name="Medium Shading 2 Accent 3"/>
-    <w:lsdException w:unhideWhenUsed="0" w:uiPriority="65" w:semiHidden="0" w:name="Medium List 1 Accent 3"/>
-    <w:lsdException w:unhideWhenUsed="0" w:uiPriority="66" w:semiHidden="0" w:name="Medium List 2 Accent 3"/>
-    <w:lsdException w:unhideWhenUsed="0" w:uiPriority="67" w:semiHidden="0" w:name="Medium Grid 1 Accent 3"/>
-    <w:lsdException w:unhideWhenUsed="0" w:uiPriority="68" w:semiHidden="0" w:name="Medium Grid 2 Accent 3"/>
-    <w:lsdException w:unhideWhenUsed="0" w:uiPriority="69" w:semiHidden="0" w:name="Medium Grid 3 Accent 3"/>
-    <w:lsdException w:unhideWhenUsed="0" w:uiPriority="70" w:semiHidden="0" w:name="Dark List Accent 3"/>
-    <w:lsdException w:unhideWhenUsed="0" w:uiPriority="71" w:semiHidden="0" w:name="Colorful Shading Accent 3"/>
-    <w:lsdException w:unhideWhenUsed="0" w:uiPriority="72" w:semiHidden="0" w:name="Colorful List Accent 3"/>
-    <w:lsdException w:unhideWhenUsed="0" w:uiPriority="73" w:semiHidden="0" w:name="Colorful Grid Accent 3"/>
-    <w:lsdException w:unhideWhenUsed="0" w:uiPriority="60" w:semiHidden="0" w:name="Light Shading Accent 4"/>
-    <w:lsdException w:unhideWhenUsed="0" w:uiPriority="61" w:semiHidden="0" w:name="Light List Accent 4"/>
-    <w:lsdException w:unhideWhenUsed="0" w:uiPriority="62" w:semiHidden="0" w:name="Light Grid Accent 4"/>
-    <w:lsdException w:unhideWhenUsed="0" w:uiPriority="63" w:semiHidden="0" w:name="Medium Shading 1 Accent 4"/>
-    <w:lsdException w:unhideWhenUsed="0" w:uiPriority="64" w:semiHidden="0" w:name="Medium Shading 2 Accent 4"/>
-    <w:lsdException w:unhideWhenUsed="0" w:uiPriority="65" w:semiHidden="0" w:name="Medium List 1 Accent 4"/>
-    <w:lsdException w:unhideWhenUsed="0" w:uiPriority="66" w:semiHidden="0" w:name="Medium List 2 Accent 4"/>
-    <w:lsdException w:unhideWhenUsed="0" w:uiPriority="67" w:semiHidden="0" w:name="Medium Grid 1 Accent 4"/>
-    <w:lsdException w:unhideWhenUsed="0" w:uiPriority="68" w:semiHidden="0" w:name="Medium Grid 2 Accent 4"/>
-    <w:lsdException w:unhideWhenUsed="0" w:uiPriority="69" w:semiHidden="0" w:name="Medium Grid 3 Accent 4"/>
-    <w:lsdException w:unhideWhenUsed="0" w:uiPriority="70" w:semiHidden="0" w:name="Dark List Accent 4"/>
-    <w:lsdException w:unhideWhenUsed="0" w:uiPriority="71" w:semiHidden="0" w:name="Colorful Shading Accent 4"/>
-    <w:lsdException w:unhideWhenUsed="0" w:uiPriority="72" w:semiHidden="0" w:name="Colorful List Accent 4"/>
-    <w:lsdException w:unhideWhenUsed="0" w:uiPriority="73" w:semiHidden="0" w:name="Colorful Grid Accent 4"/>
-    <w:lsdException w:unhideWhenUsed="0" w:uiPriority="60" w:semiHidden="0" w:name="Light Shading Accent 5"/>
-    <w:lsdException w:unhideWhenUsed="0" w:uiPriority="61" w:semiHidden="0" w:name="Light List Accent 5"/>
-    <w:lsdException w:unhideWhenUsed="0" w:uiPriority="62" w:semiHidden="0" w:name="Light Grid Accent 5"/>
-    <w:lsdException w:unhideWhenUsed="0" w:uiPriority="63" w:semiHidden="0" w:name="Medium Shading 1 Accent 5"/>
-    <w:lsdException w:unhideWhenUsed="0" w:uiPriority="64" w:semiHidden="0" w:name="Medium Shading 2 Accent 5"/>
-    <w:lsdException w:unhideWhenUsed="0" w:uiPriority="65" w:semiHidden="0" w:name="Medium List 1 Accent 5"/>
-    <w:lsdException w:unhideWhenUsed="0" w:uiPriority="66" w:semiHidden="0" w:name="Medium List 2 Accent 5"/>
-    <w:lsdException w:unhideWhenUsed="0" w:uiPriority="67" w:semiHidden="0" w:name="Medium Grid 1 Accent 5"/>
-    <w:lsdException w:unhideWhenUsed="0" w:uiPriority="68" w:semiHidden="0" w:name="Medium Grid 2 Accent 5"/>
-    <w:lsdException w:unhideWhenUsed="0" w:uiPriority="69" w:semiHidden="0" w:name="Medium Grid 3 Accent 5"/>
-    <w:lsdException w:unhideWhenUsed="0" w:uiPriority="70" w:semiHidden="0" w:name="Dark List Accent 5"/>
-    <w:lsdException w:unhideWhenUsed="0" w:uiPriority="71" w:semiHidden="0" w:name="Colorful Shading Accent 5"/>
-    <w:lsdException w:unhideWhenUsed="0" w:uiPriority="72" w:semiHidden="0" w:name="Colorful List Accent 5"/>
-    <w:lsdException w:unhideWhenUsed="0" w:uiPriority="73" w:semiHidden="0" w:name="Colorful Grid Accent 5"/>
-    <w:lsdException w:unhideWhenUsed="0" w:uiPriority="60" w:semiHidden="0" w:name="Light Shading Accent 6"/>
-    <w:lsdException w:unhideWhenUsed="0" w:uiPriority="61" w:semiHidden="0" w:name="Light List Accent 6"/>
-    <w:lsdException w:unhideWhenUsed="0" w:uiPriority="62" w:semiHidden="0" w:name="Light Grid Accent 6"/>
-    <w:lsdException w:unhideWhenUsed="0" w:uiPriority="63" w:semiHidden="0" w:name="Medium Shading 1 Accent 6"/>
-    <w:lsdException w:unhideWhenUsed="0" w:uiPriority="64" w:semiHidden="0" w:name="Medium Shading 2 Accent 6"/>
-    <w:lsdException w:unhideWhenUsed="0" w:uiPriority="65" w:semiHidden="0" w:name="Medium List 1 Accent 6"/>
-    <w:lsdException w:unhideWhenUsed="0" w:uiPriority="66" w:semiHidden="0" w:name="Medium List 2 Accent 6"/>
-    <w:lsdException w:unhideWhenUsed="0" w:uiPriority="67" w:semiHidden="0" w:name="Medium Grid 1 Accent 6"/>
-    <w:lsdException w:unhideWhenUsed="0" w:uiPriority="68" w:semiHidden="0" w:name="Medium Grid 2 Accent 6"/>
-    <w:lsdException w:unhideWhenUsed="0" w:uiPriority="69" w:semiHidden="0" w:name="Medium Grid 3 Accent 6"/>
-    <w:lsdException w:unhideWhenUsed="0" w:uiPriority="70" w:semiHidden="0" w:name="Dark List Accent 6"/>
-    <w:lsdException w:unhideWhenUsed="0" w:uiPriority="71" w:semiHidden="0" w:name="Colorful Shading Accent 6"/>
-    <w:lsdException w:unhideWhenUsed="0" w:uiPriority="72" w:semiHidden="0" w:name="Colorful List Accent 6"/>
-    <w:lsdException w:unhideWhenUsed="0" w:uiPriority="73" w:semiHidden="0" w:name="Colorful Grid Accent 6"/>
+  <w:latentStyles w:defLockedState="0" w:defUIPriority="99" w:defSemiHidden="0" w:defUnhideWhenUsed="0" w:defQFormat="0" w:count="371">
+    <w:lsdException w:name="Normal" w:uiPriority="0" w:qFormat="1"/>
+    <w:lsdException w:name="heading 1" w:uiPriority="9" w:qFormat="1"/>
+    <w:lsdException w:name="heading 2" w:semiHidden="1" w:uiPriority="9" w:unhideWhenUsed="1" w:qFormat="1"/>
+    <w:lsdException w:name="heading 3" w:semiHidden="1" w:uiPriority="9" w:unhideWhenUsed="1" w:qFormat="1"/>
+    <w:lsdException w:name="heading 4" w:semiHidden="1" w:uiPriority="9" w:unhideWhenUsed="1" w:qFormat="1"/>
+    <w:lsdException w:name="heading 5" w:semiHidden="1" w:uiPriority="9" w:unhideWhenUsed="1" w:qFormat="1"/>
+    <w:lsdException w:name="heading 6" w:semiHidden="1" w:uiPriority="9" w:unhideWhenUsed="1" w:qFormat="1"/>
+    <w:lsdException w:name="heading 7" w:semiHidden="1" w:uiPriority="9" w:unhideWhenUsed="1" w:qFormat="1"/>
+    <w:lsdException w:name="heading 8" w:semiHidden="1" w:uiPriority="9" w:unhideWhenUsed="1" w:qFormat="1"/>
+    <w:lsdException w:name="heading 9" w:semiHidden="1" w:uiPriority="9" w:unhideWhenUsed="1" w:qFormat="1"/>
+    <w:lsdException w:name="index 1" w:semiHidden="1" w:unhideWhenUsed="1"/>
+    <w:lsdException w:name="index 2" w:semiHidden="1" w:unhideWhenUsed="1"/>
+    <w:lsdException w:name="index 3" w:semiHidden="1" w:unhideWhenUsed="1"/>
+    <w:lsdException w:name="index 4" w:semiHidden="1" w:unhideWhenUsed="1"/>
+    <w:lsdException w:name="index 5" w:semiHidden="1" w:unhideWhenUsed="1"/>
+    <w:lsdException w:name="index 6" w:semiHidden="1" w:unhideWhenUsed="1"/>
+    <w:lsdException w:name="index 7" w:semiHidden="1" w:unhideWhenUsed="1"/>
+    <w:lsdException w:name="index 8" w:semiHidden="1" w:unhideWhenUsed="1"/>
+    <w:lsdException w:name="index 9" w:semiHidden="1" w:unhideWhenUsed="1"/>
+    <w:lsdException w:name="toc 1" w:semiHidden="1" w:uiPriority="39" w:unhideWhenUsed="1"/>
+    <w:lsdException w:name="toc 2" w:semiHidden="1" w:uiPriority="39" w:unhideWhenUsed="1"/>
+    <w:lsdException w:name="toc 3" w:semiHidden="1" w:uiPriority="39" w:unhideWhenUsed="1"/>
+    <w:lsdException w:name="toc 4" w:semiHidden="1" w:uiPriority="39" w:unhideWhenUsed="1"/>
+    <w:lsdException w:name="toc 5" w:semiHidden="1" w:uiPriority="39" w:unhideWhenUsed="1"/>
+    <w:lsdException w:name="toc 6" w:semiHidden="1" w:uiPriority="39" w:unhideWhenUsed="1"/>
+    <w:lsdException w:name="toc 7" w:semiHidden="1" w:uiPriority="39" w:unhideWhenUsed="1"/>
+    <w:lsdException w:name="toc 8" w:semiHidden="1" w:uiPriority="39" w:unhideWhenUsed="1"/>
+    <w:lsdException w:name="toc 9" w:semiHidden="1" w:uiPriority="39" w:unhideWhenUsed="1"/>
+    <w:lsdException w:name="Normal Indent" w:semiHidden="1" w:unhideWhenUsed="1"/>
+    <w:lsdException w:name="footnote text" w:semiHidden="1" w:unhideWhenUsed="1"/>
+    <w:lsdException w:name="annotation text" w:semiHidden="1" w:unhideWhenUsed="1"/>
+    <w:lsdException w:name="header" w:semiHidden="1" w:unhideWhenUsed="1"/>
+    <w:lsdException w:name="footer" w:semiHidden="1" w:unhideWhenUsed="1"/>
+    <w:lsdException w:name="index heading" w:semiHidden="1" w:unhideWhenUsed="1"/>
+    <w:lsdException w:name="caption" w:semiHidden="1" w:uiPriority="35" w:unhideWhenUsed="1" w:qFormat="1"/>
+    <w:lsdException w:name="table of figures" w:semiHidden="1" w:unhideWhenUsed="1"/>
+    <w:lsdException w:name="envelope address" w:semiHidden="1" w:unhideWhenUsed="1"/>
+    <w:lsdException w:name="envelope return" w:semiHidden="1" w:unhideWhenUsed="1"/>
+    <w:lsdException w:name="footnote reference" w:semiHidden="1" w:unhideWhenUsed="1"/>
+    <w:lsdException w:name="annotation reference" w:semiHidden="1" w:unhideWhenUsed="1"/>
+    <w:lsdException w:name="line number" w:semiHidden="1" w:unhideWhenUsed="1"/>
+    <w:lsdException w:name="page number" w:semiHidden="1" w:unhideWhenUsed="1"/>
+    <w:lsdException w:name="endnote reference" w:semiHidden="1" w:unhideWhenUsed="1"/>
+    <w:lsdException w:name="endnote text" w:semiHidden="1" w:unhideWhenUsed="1"/>
+    <w:lsdException w:name="table of authorities" w:semiHidden="1" w:unhideWhenUsed="1"/>
+    <w:lsdException w:name="macro" w:semiHidden="1" w:unhideWhenUsed="1"/>
+    <w:lsdException w:name="toa heading" w:semiHidden="1" w:unhideWhenUsed="1"/>
+    <w:lsdException w:name="List" w:semiHidden="1" w:unhideWhenUsed="1"/>
+    <w:lsdException w:name="List Bullet" w:semiHidden="1" w:unhideWhenUsed="1"/>
+    <w:lsdException w:name="List Number" w:semiHidden="1" w:unhideWhenUsed="1"/>
+    <w:lsdException w:name="List 2" w:semiHidden="1" w:unhideWhenUsed="1"/>
+    <w:lsdException w:name="List 3" w:semiHidden="1" w:unhideWhenUsed="1"/>
+    <w:lsdException w:name="List 4" w:semiHidden="1" w:unhideWhenUsed="1"/>
+    <w:lsdException w:name="List 5" w:semiHidden="1" w:unhideWhenUsed="1"/>
+    <w:lsdException w:name="List Bullet 2" w:semiHidden="1" w:unhideWhenUsed="1"/>
+    <w:lsdException w:name="List Bullet 3" w:semiHidden="1" w:unhideWhenUsed="1"/>
+    <w:lsdException w:name="List Bullet 4" w:semiHidden="1" w:unhideWhenUsed="1"/>
+    <w:lsdException w:name="List Bullet 5" w:semiHidden="1" w:unhideWhenUsed="1"/>
+    <w:lsdException w:name="List Number 2" w:semiHidden="1" w:unhideWhenUsed="1"/>
+    <w:lsdException w:name="List Number 3" w:semiHidden="1" w:unhideWhenUsed="1"/>
+    <w:lsdException w:name="List Number 4" w:semiHidden="1" w:unhideWhenUsed="1"/>
+    <w:lsdException w:name="List Number 5" w:semiHidden="1" w:unhideWhenUsed="1"/>
+    <w:lsdException w:name="Title" w:uiPriority="10" w:qFormat="1"/>
+    <w:lsdException w:name="Closing" w:semiHidden="1" w:unhideWhenUsed="1"/>
+    <w:lsdException w:name="Signature" w:semiHidden="1" w:unhideWhenUsed="1"/>
+    <w:lsdException w:name="Default Paragraph Font" w:semiHidden="1" w:uiPriority="1" w:unhideWhenUsed="1"/>
+    <w:lsdException w:name="Body Text" w:semiHidden="1" w:unhideWhenUsed="1"/>
+    <w:lsdException w:name="Body Text Indent" w:semiHidden="1" w:unhideWhenUsed="1"/>
+    <w:lsdException w:name="List Continue" w:semiHidden="1" w:unhideWhenUsed="1"/>
+    <w:lsdException w:name="List Continue 2" w:semiHidden="1" w:unhideWhenUsed="1"/>
+    <w:lsdException w:name="List Continue 3" w:semiHidden="1" w:unhideWhenUsed="1"/>
+    <w:lsdException w:name="List Continue 4" w:semiHidden="1" w:unhideWhenUsed="1"/>
+    <w:lsdException w:name="List Continue 5" w:semiHidden="1" w:unhideWhenUsed="1"/>
+    <w:lsdException w:name="Message Header" w:semiHidden="1" w:unhideWhenUsed="1"/>
+    <w:lsdException w:name="Subtitle" w:uiPriority="11" w:qFormat="1"/>
+    <w:lsdException w:name="Salutation" w:semiHidden="1" w:unhideWhenUsed="1"/>
+    <w:lsdException w:name="Date" w:semiHidden="1" w:unhideWhenUsed="1"/>
+    <w:lsdException w:name="Body Text First Indent" w:semiHidden="1" w:unhideWhenUsed="1"/>
+    <w:lsdException w:name="Body Text First Indent 2" w:semiHidden="1" w:unhideWhenUsed="1"/>
+    <w:lsdException w:name="Note Heading" w:semiHidden="1" w:unhideWhenUsed="1"/>
+    <w:lsdException w:name="Body Text 2" w:semiHidden="1" w:unhideWhenUsed="1"/>
+    <w:lsdException w:name="Body Text 3" w:semiHidden="1" w:unhideWhenUsed="1"/>
+    <w:lsdException w:name="Body Text Indent 2" w:semiHidden="1" w:unhideWhenUsed="1"/>
+    <w:lsdException w:name="Body Text Indent 3" w:semiHidden="1" w:unhideWhenUsed="1"/>
+    <w:lsdException w:name="Block Text" w:semiHidden="1" w:unhideWhenUsed="1"/>
+    <w:lsdException w:name="Hyperlink" w:semiHidden="1" w:unhideWhenUsed="1"/>
+    <w:lsdException w:name="FollowedHyperlink" w:semiHidden="1" w:unhideWhenUsed="1"/>
+    <w:lsdException w:name="Strong" w:uiPriority="22" w:qFormat="1"/>
+    <w:lsdException w:name="Emphasis" w:uiPriority="20" w:qFormat="1"/>
+    <w:lsdException w:name="Document Map" w:semiHidden="1" w:unhideWhenUsed="1"/>
+    <w:lsdException w:name="Plain Text" w:semiHidden="1" w:unhideWhenUsed="1"/>
+    <w:lsdException w:name="E-mail Signature" w:semiHidden="1" w:unhideWhenUsed="1"/>
+    <w:lsdException w:name="HTML Top of Form" w:semiHidden="1" w:unhideWhenUsed="1"/>
+    <w:lsdException w:name="HTML Bottom of Form" w:semiHidden="1" w:unhideWhenUsed="1"/>
+    <w:lsdException w:name="Normal (Web)" w:semiHidden="1" w:unhideWhenUsed="1"/>
+    <w:lsdException w:name="HTML Acronym" w:semiHidden="1" w:unhideWhenUsed="1"/>
+    <w:lsdException w:name="HTML Address" w:semiHidden="1" w:unhideWhenUsed="1"/>
+    <w:lsdException w:name="HTML Cite" w:semiHidden="1" w:unhideWhenUsed="1"/>
+    <w:lsdException w:name="HTML Code" w:semiHidden="1" w:unhideWhenUsed="1"/>
+    <w:lsdException w:name="HTML Definition" w:semiHidden="1" w:unhideWhenUsed="1"/>
+    <w:lsdException w:name="HTML Keyboard" w:semiHidden="1" w:unhideWhenUsed="1"/>
+    <w:lsdException w:name="HTML Preformatted" w:semiHidden="1" w:unhideWhenUsed="1"/>
+    <w:lsdException w:name="HTML Sample" w:semiHidden="1" w:unhideWhenUsed="1"/>
+    <w:lsdException w:name="HTML Typewriter" w:semiHidden="1" w:unhideWhenUsed="1"/>
+    <w:lsdException w:name="HTML Variable" w:semiHidden="1" w:unhideWhenUsed="1"/>
+    <w:lsdException w:name="Normal Table" w:semiHidden="1" w:unhideWhenUsed="1"/>
+    <w:lsdException w:name="annotation subject" w:semiHidden="1" w:unhideWhenUsed="1"/>
+    <w:lsdException w:name="No List" w:semiHidden="1" w:unhideWhenUsed="1"/>
+    <w:lsdException w:name="Outline List 1" w:semiHidden="1" w:unhideWhenUsed="1"/>
+    <w:lsdException w:name="Outline List 2" w:semiHidden="1" w:unhideWhenUsed="1"/>
+    <w:lsdException w:name="Outline List 3" w:semiHidden="1" w:unhideWhenUsed="1"/>
+    <w:lsdException w:name="Table Simple 1" w:semiHidden="1" w:unhideWhenUsed="1"/>
+    <w:lsdException w:name="Table Simple 2" w:semiHidden="1" w:unhideWhenUsed="1"/>
+    <w:lsdException w:name="Table Simple 3" w:semiHidden="1" w:unhideWhenUsed="1"/>
+    <w:lsdException w:name="Table Classic 1" w:semiHidden="1" w:unhideWhenUsed="1"/>
+    <w:lsdException w:name="Table Classic 2" w:semiHidden="1" w:unhideWhenUsed="1"/>
+    <w:lsdException w:name="Table Classic 3" w:semiHidden="1" w:unhideWhenUsed="1"/>
+    <w:lsdException w:name="Table Classic 4" w:semiHidden="1" w:unhideWhenUsed="1"/>
+    <w:lsdException w:name="Table Colorful 1" w:semiHidden="1" w:unhideWhenUsed="1"/>
+    <w:lsdException w:name="Table Colorful 2" w:semiHidden="1" w:unhideWhenUsed="1"/>
+    <w:lsdException w:name="Table Colorful 3" w:semiHidden="1" w:unhideWhenUsed="1"/>
+    <w:lsdException w:name="Table Columns 1" w:semiHidden="1" w:unhideWhenUsed="1"/>
+    <w:lsdException w:name="Table Columns 2" w:semiHidden="1" w:unhideWhenUsed="1"/>
+    <w:lsdException w:name="Table Columns 3" w:semiHidden="1" w:unhideWhenUsed="1"/>
+    <w:lsdException w:name="Table Columns 4" w:semiHidden="1" w:unhideWhenUsed="1"/>
+    <w:lsdException w:name="Table Columns 5" w:semiHidden="1" w:unhideWhenUsed="1"/>
+    <w:lsdException w:name="Table Grid 1" w:semiHidden="1" w:unhideWhenUsed="1"/>
+    <w:lsdException w:name="Table Grid 2" w:semiHidden="1" w:unhideWhenUsed="1"/>
+    <w:lsdException w:name="Table Grid 3" w:semiHidden="1" w:unhideWhenUsed="1"/>
+    <w:lsdException w:name="Table Grid 4" w:semiHidden="1" w:unhideWhenUsed="1"/>
+    <w:lsdException w:name="Table Grid 5" w:semiHidden="1" w:unhideWhenUsed="1"/>
+    <w:lsdException w:name="Table Grid 6" w:semiHidden="1" w:unhideWhenUsed="1"/>
+    <w:lsdException w:name="Table Grid 7" w:semiHidden="1" w:unhideWhenUsed="1"/>
+    <w:lsdException w:name="Table Grid 8" w:semiHidden="1" w:unhideWhenUsed="1"/>
+    <w:lsdException w:name="Table List 1" w:semiHidden="1" w:unhideWhenUsed="1"/>
+    <w:lsdException w:name="Table List 2" w:semiHidden="1" w:unhideWhenUsed="1"/>
+    <w:lsdException w:name="Table List 3" w:semiHidden="1" w:unhideWhenUsed="1"/>
+    <w:lsdException w:name="Table List 4" w:semiHidden="1" w:unhideWhenUsed="1"/>
+    <w:lsdException w:name="Table List 5" w:semiHidden="1" w:unhideWhenUsed="1"/>
+    <w:lsdException w:name="Table List 6" w:semiHidden="1" w:unhideWhenUsed="1"/>
+    <w:lsdException w:name="Table List 7" w:semiHidden="1" w:unhideWhenUsed="1"/>
+    <w:lsdException w:name="Table List 8" w:semiHidden="1" w:unhideWhenUsed="1"/>
+    <w:lsdException w:name="Table 3D effects 1" w:semiHidden="1" w:unhideWhenUsed="1"/>
+    <w:lsdException w:name="Table 3D effects 2" w:semiHidden="1" w:unhideWhenUsed="1"/>
+    <w:lsdException w:name="Table 3D effects 3" w:semiHidden="1" w:unhideWhenUsed="1"/>
+    <w:lsdException w:name="Table Contemporary" w:semiHidden="1" w:unhideWhenUsed="1"/>
+    <w:lsdException w:name="Table Elegant" w:semiHidden="1" w:unhideWhenUsed="1"/>
+    <w:lsdException w:name="Table Professional" w:semiHidden="1" w:unhideWhenUsed="1"/>
+    <w:lsdException w:name="Table Subtle 1" w:semiHidden="1" w:unhideWhenUsed="1"/>
+    <w:lsdException w:name="Table Subtle 2" w:semiHidden="1" w:unhideWhenUsed="1"/>
+    <w:lsdException w:name="Table Web 1" w:semiHidden="1" w:unhideWhenUsed="1"/>
+    <w:lsdException w:name="Table Web 2" w:semiHidden="1" w:unhideWhenUsed="1"/>
+    <w:lsdException w:name="Table Web 3" w:semiHidden="1" w:unhideWhenUsed="1"/>
+    <w:lsdException w:name="Balloon Text" w:semiHidden="1" w:unhideWhenUsed="1"/>
+    <w:lsdException w:name="Table Grid" w:uiPriority="39"/>
+    <w:lsdException w:name="Table Theme" w:semiHidden="1" w:unhideWhenUsed="1"/>
+    <w:lsdException w:name="Placeholder Text" w:semiHidden="1"/>
+    <w:lsdException w:name="No Spacing" w:uiPriority="1" w:qFormat="1"/>
+    <w:lsdException w:name="Light Shading" w:uiPriority="60"/>
+    <w:lsdException w:name="Light List" w:uiPriority="61"/>
+    <w:lsdException w:name="Light Grid" w:uiPriority="62"/>
+    <w:lsdException w:name="Medium Shading 1" w:uiPriority="63"/>
+    <w:lsdException w:name="Medium Shading 2" w:uiPriority="64"/>
+    <w:lsdException w:name="Medium List 1" w:uiPriority="65"/>
+    <w:lsdException w:name="Medium List 2" w:uiPriority="66"/>
+    <w:lsdException w:name="Medium Grid 1" w:uiPriority="67"/>
+    <w:lsdException w:name="Medium Grid 2" w:uiPriority="68"/>
+    <w:lsdException w:name="Medium Grid 3" w:uiPriority="69"/>
+    <w:lsdException w:name="Dark List" w:uiPriority="70"/>
+    <w:lsdException w:name="Colorful Shading" w:uiPriority="71"/>
+    <w:lsdException w:name="Colorful List" w:uiPriority="72"/>
+    <w:lsdException w:name="Colorful Grid" w:uiPriority="73"/>
+    <w:lsdException w:name="Light Shading Accent 1" w:uiPriority="60"/>
+    <w:lsdException w:name="Light List Accent 1" w:uiPriority="61"/>
+    <w:lsdException w:name="Light Grid Accent 1" w:uiPriority="62"/>
+    <w:lsdException w:name="Medium Shading 1 Accent 1" w:uiPriority="63"/>
+    <w:lsdException w:name="Medium Shading 2 Accent 1" w:uiPriority="64"/>
+    <w:lsdException w:name="Medium List 1 Accent 1" w:uiPriority="65"/>
+    <w:lsdException w:name="Revision" w:semiHidden="1"/>
+    <w:lsdException w:name="List Paragraph" w:uiPriority="34" w:qFormat="1"/>
+    <w:lsdException w:name="Quote" w:uiPriority="29" w:qFormat="1"/>
+    <w:lsdException w:name="Intense Quote" w:uiPriority="30" w:qFormat="1"/>
+    <w:lsdException w:name="Medium List 2 Accent 1" w:uiPriority="66"/>
+    <w:lsdException w:name="Medium Grid 1 Accent 1" w:uiPriority="67"/>
+    <w:lsdException w:name="Medium Grid 2 Accent 1" w:uiPriority="68"/>
+    <w:lsdException w:name="Medium Grid 3 Accent 1" w:uiPriority="69"/>
+    <w:lsdException w:name="Dark List Accent 1" w:uiPriority="70"/>
+    <w:lsdException w:name="Colorful Shading Accent 1" w:uiPriority="71"/>
+    <w:lsdException w:name="Colorful List Accent 1" w:uiPriority="72"/>
+    <w:lsdException w:name="Colorful Grid Accent 1" w:uiPriority="73"/>
+    <w:lsdException w:name="Light Shading Accent 2" w:uiPriority="60"/>
+    <w:lsdException w:name="Light List Accent 2" w:uiPriority="61"/>
+    <w:lsdException w:name="Light Grid Accent 2" w:uiPriority="62"/>
+    <w:lsdException w:name="Medium Shading 1 Accent 2" w:uiPriority="63"/>
+    <w:lsdException w:name="Medium Shading 2 Accent 2" w:uiPriority="64"/>
+    <w:lsdException w:name="Medium List 1 Accent 2" w:uiPriority="65"/>
+    <w:lsdException w:name="Medium List 2 Accent 2" w:uiPriority="66"/>
+    <w:lsdException w:name="Medium Grid 1 Accent 2" w:uiPriority="67"/>
+    <w:lsdException w:name="Medium Grid 2 Accent 2" w:uiPriority="68"/>
+    <w:lsdException w:name="Medium Grid 3 Accent 2" w:uiPriority="69"/>
+    <w:lsdException w:name="Dark List Accent 2" w:uiPriority="70"/>
+    <w:lsdException w:name="Colorful Shading Accent 2" w:uiPriority="71"/>
+    <w:lsdException w:name="Colorful List Accent 2" w:uiPriority="72"/>
+    <w:lsdException w:name="Colorful Grid Accent 2" w:uiPriority="73"/>
+    <w:lsdException w:name="Light Shading Accent 3" w:uiPriority="60"/>
+    <w:lsdException w:name="Light List Accent 3" w:uiPriority="61"/>
+    <w:lsdException w:name="Light Grid Accent 3" w:uiPriority="62"/>
+    <w:lsdException w:name="Medium Shading 1 Accent 3" w:uiPriority="63"/>
+    <w:lsdException w:name="Medium Shading 2 Accent 3" w:uiPriority="64"/>
+    <w:lsdException w:name="Medium List 1 Accent 3" w:uiPriority="65"/>
+    <w:lsdException w:name="Medium List 2 Accent 3" w:uiPriority="66"/>
+    <w:lsdException w:name="Medium Grid 1 Accent 3" w:uiPriority="67"/>
+    <w:lsdException w:name="Medium Grid 2 Accent 3" w:uiPriority="68"/>
+    <w:lsdException w:name="Medium Grid 3 Accent 3" w:uiPriority="69"/>
+    <w:lsdException w:name="Dark List Accent 3" w:uiPriority="70"/>
+    <w:lsdException w:name="Colorful Shading Accent 3" w:uiPriority="71"/>
+    <w:lsdException w:name="Colorful List Accent 3" w:uiPriority="72"/>
+    <w:lsdException w:name="Colorful Grid Accent 3" w:uiPriority="73"/>
+    <w:lsdException w:name="Light Shading Accent 4" w:uiPriority="60"/>
+    <w:lsdException w:name="Light List Accent 4" w:uiPriority="61"/>
+    <w:lsdException w:name="Light Grid Accent 4" w:uiPriority="62"/>
+    <w:lsdException w:name="Medium Shading 1 Accent 4" w:uiPriority="63"/>
+    <w:lsdException w:name="Medium Shading 2 Accent 4" w:uiPriority="64"/>
+    <w:lsdException w:name="Medium List 1 Accent 4" w:uiPriority="65"/>
+    <w:lsdException w:name="Medium List 2 Accent 4" w:uiPriority="66"/>
+    <w:lsdException w:name="Medium Grid 1 Accent 4" w:uiPriority="67"/>
+    <w:lsdException w:name="Medium Grid 2 Accent 4" w:uiPriority="68"/>
+    <w:lsdException w:name="Medium Grid 3 Accent 4" w:uiPriority="69"/>
+    <w:lsdException w:name="Dark List Accent 4" w:uiPriority="70"/>
+    <w:lsdException w:name="Colorful Shading Accent 4" w:uiPriority="71"/>
+    <w:lsdException w:name="Colorful List Accent 4" w:uiPriority="72"/>
+    <w:lsdException w:name="Colorful Grid Accent 4" w:uiPriority="73"/>
+    <w:lsdException w:name="Light Shading Accent 5" w:uiPriority="60"/>
+    <w:lsdException w:name="Light List Accent 5" w:uiPriority="61"/>
+    <w:lsdException w:name="Light Grid Accent 5" w:uiPriority="62"/>
+    <w:lsdException w:name="Medium Shading 1 Accent 5" w:uiPriority="63"/>
+    <w:lsdException w:name="Medium Shading 2 Accent 5" w:uiPriority="64"/>
+    <w:lsdException w:name="Medium List 1 Accent 5" w:uiPriority="65"/>
+    <w:lsdException w:name="Medium List 2 Accent 5" w:uiPriority="66"/>
+    <w:lsdException w:name="Medium Grid 1 Accent 5" w:uiPriority="67"/>
+    <w:lsdException w:name="Medium Grid 2 Accent 5" w:uiPriority="68"/>
+    <w:lsdException w:name="Medium Grid 3 Accent 5" w:uiPriority="69"/>
+    <w:lsdException w:name="Dark List Accent 5" w:uiPriority="70"/>
+    <w:lsdException w:name="Colorful Shading Accent 5" w:uiPriority="71"/>
+    <w:lsdException w:name="Colorful List Accent 5" w:uiPriority="72"/>
+    <w:lsdException w:name="Colorful Grid Accent 5" w:uiPriority="73"/>
+    <w:lsdException w:name="Light Shading Accent 6" w:uiPriority="60"/>
+    <w:lsdException w:name="Light List Accent 6" w:uiPriority="61"/>
+    <w:lsdException w:name="Light Grid Accent 6" w:uiPriority="62"/>
+    <w:lsdException w:name="Medium Shading 1 Accent 6" w:uiPriority="63"/>
+    <w:lsdException w:name="Medium Shading 2 Accent 6" w:uiPriority="64"/>
+    <w:lsdException w:name="Medium List 1 Accent 6" w:uiPriority="65"/>
+    <w:lsdException w:name="Medium List 2 Accent 6" w:uiPriority="66"/>
+    <w:lsdException w:name="Medium Grid 1 Accent 6" w:uiPriority="67"/>
+    <w:lsdException w:name="Medium Grid 2 Accent 6" w:uiPriority="68"/>
+    <w:lsdException w:name="Medium Grid 3 Accent 6" w:uiPriority="69"/>
+    <w:lsdException w:name="Dark List Accent 6" w:uiPriority="70"/>
+    <w:lsdException w:name="Colorful Shading Accent 6" w:uiPriority="71"/>
+    <w:lsdException w:name="Colorful List Accent 6" w:uiPriority="72"/>
+    <w:lsdException w:name="Colorful Grid Accent 6" w:uiPriority="73"/>
+    <w:lsdException w:name="Subtle Emphasis" w:uiPriority="19" w:qFormat="1"/>
+    <w:lsdException w:name="Intense Emphasis" w:uiPriority="21" w:qFormat="1"/>
+    <w:lsdException w:name="Subtle Reference" w:uiPriority="31" w:qFormat="1"/>
+    <w:lsdException w:name="Intense Reference" w:uiPriority="32" w:qFormat="1"/>
+    <w:lsdException w:name="Book Title" w:uiPriority="33" w:qFormat="1"/>
+    <w:lsdException w:name="Bibliography" w:semiHidden="1" w:uiPriority="37" w:unhideWhenUsed="1"/>
+    <w:lsdException w:name="TOC Heading" w:semiHidden="1" w:uiPriority="39" w:unhideWhenUsed="1" w:qFormat="1"/>
+    <w:lsdException w:name="Plain Table 1" w:uiPriority="41"/>
+    <w:lsdException w:name="Plain Table 2" w:uiPriority="42"/>
+    <w:lsdException w:name="Plain Table 3" w:uiPriority="43"/>
+    <w:lsdException w:name="Plain Table 4" w:uiPriority="44"/>
+    <w:lsdException w:name="Plain Table 5" w:uiPriority="45"/>
+    <w:lsdException w:name="Grid Table Light" w:uiPriority="40"/>
+    <w:lsdException w:name="Grid Table 1 Light" w:uiPriority="46"/>
+    <w:lsdException w:name="Grid Table 2" w:uiPriority="47"/>
+    <w:lsdException w:name="Grid Table 3" w:uiPriority="48"/>
+    <w:lsdException w:name="Grid Table 4" w:uiPriority="49"/>
+    <w:lsdException w:name="Grid Table 5 Dark" w:uiPriority="50"/>
+    <w:lsdException w:name="Grid Table 6 Colorful" w:uiPriority="51"/>
+    <w:lsdException w:name="Grid Table 7 Colorful" w:uiPriority="52"/>
+    <w:lsdException w:name="Grid Table 1 Light Accent 1" w:uiPriority="46"/>
+    <w:lsdException w:name="Grid Table 2 Accent 1" w:uiPriority="47"/>
+    <w:lsdException w:name="Grid Table 3 Accent 1" w:uiPriority="48"/>
+    <w:lsdException w:name="Grid Table 4 Accent 1" w:uiPriority="49"/>
+    <w:lsdException w:name="Grid Table 5 Dark Accent 1" w:uiPriority="50"/>
+    <w:lsdException w:name="Grid Table 6 Colorful Accent 1" w:uiPriority="51"/>
+    <w:lsdException w:name="Grid Table 7 Colorful Accent 1" w:uiPriority="52"/>
+    <w:lsdException w:name="Grid Table 1 Light Accent 2" w:uiPriority="46"/>
+    <w:lsdException w:name="Grid Table 2 Accent 2" w:uiPriority="47"/>
+    <w:lsdException w:name="Grid Table 3 Accent 2" w:uiPriority="48"/>
+    <w:lsdException w:name="Grid Table 4 Accent 2" w:uiPriority="49"/>
+    <w:lsdException w:name="Grid Table 5 Dark Accent 2" w:uiPriority="50"/>
+    <w:lsdException w:name="Grid Table 6 Colorful Accent 2" w:uiPriority="51"/>
+    <w:lsdException w:name="Grid Table 7 Colorful Accent 2" w:uiPriority="52"/>
+    <w:lsdException w:name="Grid Table 1 Light Accent 3" w:uiPriority="46"/>
+    <w:lsdException w:name="Grid Table 2 Accent 3" w:uiPriority="47"/>
+    <w:lsdException w:name="Grid Table 3 Accent 3" w:uiPriority="48"/>
+    <w:lsdException w:name="Grid Table 4 Accent 3" w:uiPriority="49"/>
+    <w:lsdException w:name="Grid Table 5 Dark Accent 3" w:uiPriority="50"/>
+    <w:lsdException w:name="Grid Table 6 Colorful Accent 3" w:uiPriority="51"/>
+    <w:lsdException w:name="Grid Table 7 Colorful Accent 3" w:uiPriority="52"/>
+    <w:lsdException w:name="Grid Table 1 Light Accent 4" w:uiPriority="46"/>
+    <w:lsdException w:name="Grid Table 2 Accent 4" w:uiPriority="47"/>
+    <w:lsdException w:name="Grid Table 3 Accent 4" w:uiPriority="48"/>
+    <w:lsdException w:name="Grid Table 4 Accent 4" w:uiPriority="49"/>
+    <w:lsdException w:name="Grid Table 5 Dark Accent 4" w:uiPriority="50"/>
+    <w:lsdException w:name="Grid Table 6 Colorful Accent 4" w:uiPriority="51"/>
+    <w:lsdException w:name="Grid Table 7 Colorful Accent 4" w:uiPriority="52"/>
+    <w:lsdException w:name="Grid Table 1 Light Accent 5" w:uiPriority="46"/>
+    <w:lsdException w:name="Grid Table 2 Accent 5" w:uiPriority="47"/>
+    <w:lsdException w:name="Grid Table 3 Accent 5" w:uiPriority="48"/>
+    <w:lsdException w:name="Grid Table 4 Accent 5" w:uiPriority="49"/>
+    <w:lsdException w:name="Grid Table 5 Dark Accent 5" w:uiPriority="50"/>
+    <w:lsdException w:name="Grid Table 6 Colorful Accent 5" w:uiPriority="51"/>
+    <w:lsdException w:name="Grid Table 7 Colorful Accent 5" w:uiPriority="52"/>
+    <w:lsdException w:name="Grid Table 1 Light Accent 6" w:uiPriority="46"/>
+    <w:lsdException w:name="Grid Table 2 Accent 6" w:uiPriority="47"/>
+    <w:lsdException w:name="Grid Table 3 Accent 6" w:uiPriority="48"/>
+    <w:lsdException w:name="Grid Table 4 Accent 6" w:uiPriority="49"/>
+    <w:lsdException w:name="Grid Table 5 Dark Accent 6" w:uiPriority="50"/>
+    <w:lsdException w:name="Grid Table 6 Colorful Accent 6" w:uiPriority="51"/>
+    <w:lsdException w:name="Grid Table 7 Colorful Accent 6" w:uiPriority="52"/>
+    <w:lsdException w:name="List Table 1 Light" w:uiPriority="46"/>
+    <w:lsdException w:name="List Table 2" w:uiPriority="47"/>
+    <w:lsdException w:name="List Table 3" w:uiPriority="48"/>
+    <w:lsdException w:name="List Table 4" w:uiPriority="49"/>
+    <w:lsdException w:name="List Table 5 Dark" w:uiPriority="50"/>
+    <w:lsdException w:name="List Table 6 Colorful" w:uiPriority="51"/>
+    <w:lsdException w:name="List Table 7 Colorful" w:uiPriority="52"/>
+    <w:lsdException w:name="List Table 1 Light Accent 1" w:uiPriority="46"/>
+    <w:lsdException w:name="List Table 2 Accent 1" w:uiPriority="47"/>
+    <w:lsdException w:name="List Table 3 Accent 1" w:uiPriority="48"/>
+    <w:lsdException w:name="List Table 4 Accent 1" w:uiPriority="49"/>
+    <w:lsdException w:name="List Table 5 Dark Accent 1" w:uiPriority="50"/>
+    <w:lsdException w:name="List Table 6 Colorful Accent 1" w:uiPriority="51"/>
+    <w:lsdException w:name="List Table 7 Colorful Accent 1" w:uiPriority="52"/>
+    <w:lsdException w:name="List Table 1 Light Accent 2" w:uiPriority="46"/>
+    <w:lsdException w:name="List Table 2 Accent 2" w:uiPriority="47"/>
+    <w:lsdException w:name="List Table 3 Accent 2" w:uiPriority="48"/>
+    <w:lsdException w:name="List Table 4 Accent 2" w:uiPriority="49"/>
+    <w:lsdException w:name="List Table 5 Dark Accent 2" w:uiPriority="50"/>
+    <w:lsdException w:name="List Table 6 Colorful Accent 2" w:uiPriority="51"/>
+    <w:lsdException w:name="List Table 7 Colorful Accent 2" w:uiPriority="52"/>
+    <w:lsdException w:name="List Table 1 Light Accent 3" w:uiPriority="46"/>
+    <w:lsdException w:name="List Table 2 Accent 3" w:uiPriority="47"/>
+    <w:lsdException w:name="List Table 3 Accent 3" w:uiPriority="48"/>
+    <w:lsdException w:name="List Table 4 Accent 3" w:uiPriority="49"/>
+    <w:lsdException w:name="List Table 5 Dark Accent 3" w:uiPriority="50"/>
+    <w:lsdException w:name="List Table 6 Colorful Accent 3" w:uiPriority="51"/>
+    <w:lsdException w:name="List Table 7 Colorful Accent 3" w:uiPriority="52"/>
+    <w:lsdException w:name="List Table 1 Light Accent 4" w:uiPriority="46"/>
+    <w:lsdException w:name="List Table 2 Accent 4" w:uiPriority="47"/>
+    <w:lsdException w:name="List Table 3 Accent 4" w:uiPriority="48"/>
+    <w:lsdException w:name="List Table 4 Accent 4" w:uiPriority="49"/>
+    <w:lsdException w:name="List Table 5 Dark Accent 4" w:uiPriority="50"/>
+    <w:lsdException w:name="List Table 6 Colorful Accent 4" w:uiPriority="51"/>
+    <w:lsdException w:name="List Table 7 Colorful Accent 4" w:uiPriority="52"/>
+    <w:lsdException w:name="List Table 1 Light Accent 5" w:uiPriority="46"/>
+    <w:lsdException w:name="List Table 2 Accent 5" w:uiPriority="47"/>
+    <w:lsdException w:name="List Table 3 Accent 5" w:uiPriority="48"/>
+    <w:lsdException w:name="List Table 4 Accent 5" w:uiPriority="49"/>
+    <w:lsdException w:name="List Table 5 Dark Accent 5" w:uiPriority="50"/>
+    <w:lsdException w:name="List Table 6 Colorful Accent 5" w:uiPriority="51"/>
+    <w:lsdException w:name="List Table 7 Colorful Accent 5" w:uiPriority="52"/>
+    <w:lsdException w:name="List Table 1 Light Accent 6" w:uiPriority="46"/>
+    <w:lsdException w:name="List Table 2 Accent 6" w:uiPriority="47"/>
+    <w:lsdException w:name="List Table 3 Accent 6" w:uiPriority="48"/>
+    <w:lsdException w:name="List Table 4 Accent 6" w:uiPriority="49"/>
+    <w:lsdException w:name="List Table 5 Dark Accent 6" w:uiPriority="50"/>
+    <w:lsdException w:name="List Table 6 Colorful Accent 6" w:uiPriority="51"/>
+    <w:lsdException w:name="List Table 7 Colorful Accent 6" w:uiPriority="52"/>
   </w:latentStyles>
-  <w:style w:type="paragraph" w:default="1" w:styleId="1">
+  <w:style w:type="paragraph" w:default="1" w:styleId="Normal">
     <w:name w:val="Normal"/>
     <w:qFormat/>
-    <w:uiPriority w:val="0"/>
     <w:pPr>
-      <w:spacing w:after="0" w:line="259" w:lineRule="auto"/>
+      <w:spacing w:after="0"/>
     </w:pPr>
     <w:rPr>
-      <w:rFonts w:ascii="Times New Roman" w:hAnsi="Times New Roman" w:eastAsia="Times New Roman" w:cs="Times New Roman"/>
+      <w:rFonts w:ascii="Times New Roman" w:eastAsia="Times New Roman" w:hAnsi="Times New Roman" w:cs="Times New Roman"/>
       <w:color w:val="000000"/>
       <w:sz w:val="24"/>
-      <w:szCs w:val="22"/>
-      <w:lang w:val="en-IN" w:eastAsia="en-IN" w:bidi="ar-SA"/>
     </w:rPr>
   </w:style>
-  <w:style w:type="character" w:default="1" w:styleId="2">
+  <w:style w:type="character" w:default="1" w:styleId="DefaultParagraphFont">
     <w:name w:val="Default Paragraph Font"/>
+    <w:uiPriority w:val="1"/>
     <w:semiHidden/>
     <w:unhideWhenUsed/>
-    <w:qFormat/>
-    <w:uiPriority w:val="1"/>
   </w:style>
-  <w:style w:type="table" w:default="1" w:styleId="3">
+  <w:style w:type="table" w:default="1" w:styleId="TableNormal">
     <w:name w:val="Normal Table"/>
+    <w:uiPriority w:val="99"/>
     <w:semiHidden/>
     <w:unhideWhenUsed/>
-    <w:qFormat/>
-    <w:uiPriority w:val="99"/>
     <w:tblPr>
+      <w:tblInd w:w="0" w:type="dxa"/>
       <w:tblCellMar>
         <w:top w:w="0" w:type="dxa"/>
         <w:left w:w="108" w:type="dxa"/>
@@ -2523,10 +2625,14 @@
       </w:tblCellMar>
     </w:tblPr>
   </w:style>
-  <w:style w:type="table" w:customStyle="1" w:styleId="4">
+  <w:style w:type="numbering" w:default="1" w:styleId="NoList">
+    <w:name w:val="No List"/>
+    <w:uiPriority w:val="99"/>
+    <w:semiHidden/>
+    <w:unhideWhenUsed/>
+  </w:style>
+  <w:style w:type="table" w:customStyle="1" w:styleId="TableGrid">
     <w:name w:val="TableGrid"/>
-    <w:qFormat/>
-    <w:uiPriority w:val="0"/>
     <w:pPr>
       <w:spacing w:after="0" w:line="240" w:lineRule="auto"/>
     </w:pPr>
@@ -2585,7 +2691,7 @@
     </a:clrScheme>
     <a:fontScheme name="Office">
       <a:majorFont>
-        <a:latin typeface="Calibri Light"/>
+        <a:latin typeface="Calibri Light" panose="020F0302020204030204"/>
         <a:ea typeface=""/>
         <a:cs typeface=""/>
         <a:font script="Jpan" typeface="游ゴシック Light"/>
@@ -2620,7 +2726,7 @@
         <a:font script="Geor" typeface="Sylfaen"/>
       </a:majorFont>
       <a:minorFont>
-        <a:latin typeface="Calibri"/>
+        <a:latin typeface="Calibri" panose="020F0502020204030204"/>
         <a:ea typeface=""/>
         <a:cs typeface=""/>
         <a:font script="Jpan" typeface="游明朝"/>
@@ -2794,5 +2900,11 @@
     </a:fmtScheme>
   </a:themeElements>
   <a:objectDefaults/>
+  <a:extraClrSchemeLst/>
+  <a:extLst>
+    <a:ext uri="{05A4C25C-085E-4340-85A3-A5531E510DB2}">
+      <thm15:themeFamily xmlns:thm15="http://schemas.microsoft.com/office/thememl/2012/main" name="Office Theme" id="{62F939B6-93AF-4DB8-9C6B-D6C7DFDC589F}" vid="{4A3C46E8-61CC-4603-A589-7422A47A8E4A}"/>
+    </a:ext>
+  </a:extLst>
 </a:theme>
 </file>